--- a/senedler/word/en/AIVanta Delivery Rules - General (EN).docx
+++ b/senedler/word/en/AIVanta Delivery Rules - General (EN).docx
@@ -66,8 +66,43 @@
           <w:color w:val="22262E"/>
           <w:sz w:val="21"/>
         </w:rPr>
-        <w:t>This document applies to every project. Area-specific rules live in separate files. Everything here is agreed with the client at kickoff, and changes only with written approval.</w:t>
+        <w:t>This document applies to every project and is the operational manual for the engineer doing the work — "in this situation, do this, with this tool, under this rule". Area-specific additions live in separate files. Everything here is agreed with the client at kickoff; changes only with written approval.</w:t>
       </w:r>
+    </w:p>
+    <w:p>
+      <w:pPr>
+        <w:spacing w:before="120" w:after="160"/>
+        <w:ind w:left="227"/>
+        <w:pBdr>
+          <w:left w:val="single" w:sz="18" w:space="8" w:color="0B7A67"/>
+        </w:pBdr>
+        <w:shd w:val="clear" w:fill="EEF4F2"/>
+      </w:pPr>
+      <w:r>
+        <w:rPr>
+          <w:rFonts w:ascii="Segoe UI" w:hAnsi="Segoe UI"/>
+          <w:b/>
+          <w:color w:val="14181F"/>
+          <w:sz w:val="20"/>
+        </w:rPr>
+        <w:t>Golden rules (never broken):</w:t>
+      </w:r>
+      <w:r>
+        <w:rPr>
+          <w:rFonts w:ascii="Segoe UI" w:hAnsi="Segoe UI"/>
+          <w:color w:val="22262E"/>
+          <w:sz w:val="20"/>
+        </w:rPr>
+        <w:t xml:space="preserve"> ① Least privilege — access only to what's needed, at the minimum level. ② Staging-first — production is never touched directly. ③ Every decision is confirmed in writing by email. ④ We never ask for a client's password. ⑤ We do not hand over and leave until we are sure it fully works.</w:t>
+      </w:r>
+    </w:p>
+    <w:p>
+      <w:pPr>
+        <w:spacing w:before="40" w:after="40"/>
+        <w:pBdr>
+          <w:bottom w:val="single" w:sz="6" w:space="1" w:color="D7DBE0"/>
+        </w:pBdr>
+      </w:pPr>
     </w:p>
     <w:p>
       <w:pPr>
@@ -84,14 +119,327 @@
           <w:color w:val="0B7A67"/>
           <w:sz w:val="26"/>
         </w:rPr>
-        <w:t>1. Principles</w:t>
+        <w:t>1. Roles and responsibilities</w:t>
       </w:r>
     </w:p>
+    <w:tbl>
+      <w:tblPr>
+        <w:tblW w:type="auto" w:w="0"/>
+        <w:jc w:val="center"/>
+        <w:tblLayout w:type="autofit"/>
+        <w:tblLook w:firstColumn="1" w:firstRow="1" w:lastColumn="0" w:lastRow="0" w:noHBand="0" w:noVBand="1" w:val="04A0"/>
+        <w:tblBorders>
+          <w:top w:val="single" w:sz="6" w:space="0" w:color="D7DBE0"/>
+          <w:left w:val="single" w:sz="6" w:space="0" w:color="D7DBE0"/>
+          <w:bottom w:val="single" w:sz="6" w:space="0" w:color="D7DBE0"/>
+          <w:right w:val="single" w:sz="6" w:space="0" w:color="D7DBE0"/>
+          <w:insideH w:val="single" w:sz="6" w:space="0" w:color="D7DBE0"/>
+          <w:insideV w:val="single" w:sz="6" w:space="0" w:color="D7DBE0"/>
+        </w:tblBorders>
+      </w:tblPr>
+      <w:tblGrid>
+        <w:gridCol w:w="3249"/>
+        <w:gridCol w:w="3249"/>
+        <w:gridCol w:w="3249"/>
+      </w:tblGrid>
+      <w:tr>
+        <w:tc>
+          <w:tcPr>
+            <w:tcW w:type="dxa" w:w="3249"/>
+            <w:shd w:val="clear" w:fill="0B7A67"/>
+          </w:tcPr>
+          <w:p>
+            <w:r>
+              <w:rPr>
+                <w:rFonts w:ascii="Segoe UI" w:hAnsi="Segoe UI"/>
+                <w:b/>
+                <w:color w:val="FFFFFF"/>
+                <w:sz w:val="19"/>
+              </w:rPr>
+              <w:t>Role</w:t>
+            </w:r>
+          </w:p>
+        </w:tc>
+        <w:tc>
+          <w:tcPr>
+            <w:tcW w:type="dxa" w:w="3249"/>
+            <w:shd w:val="clear" w:fill="0B7A67"/>
+          </w:tcPr>
+          <w:p>
+            <w:r>
+              <w:rPr>
+                <w:rFonts w:ascii="Segoe UI" w:hAnsi="Segoe UI"/>
+                <w:b/>
+                <w:color w:val="FFFFFF"/>
+                <w:sz w:val="19"/>
+              </w:rPr>
+              <w:t>Who</w:t>
+            </w:r>
+          </w:p>
+        </w:tc>
+        <w:tc>
+          <w:tcPr>
+            <w:tcW w:type="dxa" w:w="3249"/>
+            <w:shd w:val="clear" w:fill="0B7A67"/>
+          </w:tcPr>
+          <w:p>
+            <w:r>
+              <w:rPr>
+                <w:rFonts w:ascii="Segoe UI" w:hAnsi="Segoe UI"/>
+                <w:b/>
+                <w:color w:val="FFFFFF"/>
+                <w:sz w:val="19"/>
+              </w:rPr>
+              <w:t>Responsible for</w:t>
+            </w:r>
+          </w:p>
+        </w:tc>
+      </w:tr>
+      <w:tr>
+        <w:tc>
+          <w:tcPr>
+            <w:tcW w:type="dxa" w:w="3249"/>
+          </w:tcPr>
+          <w:p>
+            <w:pPr>
+              <w:spacing w:after="40"/>
+            </w:pPr>
+            <w:r>
+              <w:rPr>
+                <w:rFonts w:ascii="Segoe UI" w:hAnsi="Segoe UI"/>
+                <w:color w:val="22262E"/>
+                <w:sz w:val="19"/>
+              </w:rPr>
+              <w:t>Project lead (PM/POC)</w:t>
+            </w:r>
+          </w:p>
+        </w:tc>
+        <w:tc>
+          <w:tcPr>
+            <w:tcW w:type="dxa" w:w="3249"/>
+          </w:tcPr>
+          <w:p>
+            <w:pPr>
+              <w:spacing w:after="40"/>
+            </w:pPr>
+            <w:r>
+              <w:rPr>
+                <w:rFonts w:ascii="Segoe UI" w:hAnsi="Segoe UI"/>
+                <w:color w:val="22262E"/>
+                <w:sz w:val="19"/>
+              </w:rPr>
+              <w:t>1 person from us</w:t>
+            </w:r>
+          </w:p>
+        </w:tc>
+        <w:tc>
+          <w:tcPr>
+            <w:tcW w:type="dxa" w:w="3249"/>
+          </w:tcPr>
+          <w:p>
+            <w:pPr>
+              <w:spacing w:after="40"/>
+            </w:pPr>
+            <w:r>
+              <w:rPr>
+                <w:rFonts w:ascii="Segoe UI" w:hAnsi="Segoe UI"/>
+                <w:color w:val="22262E"/>
+                <w:sz w:val="19"/>
+              </w:rPr>
+              <w:t>Overall progress, communication, reporting</w:t>
+            </w:r>
+          </w:p>
+        </w:tc>
+      </w:tr>
+      <w:tr>
+        <w:tc>
+          <w:tcPr>
+            <w:tcW w:type="dxa" w:w="3249"/>
+            <w:shd w:val="clear" w:fill="F4F6F8"/>
+          </w:tcPr>
+          <w:p>
+            <w:pPr>
+              <w:spacing w:after="40"/>
+            </w:pPr>
+            <w:r>
+              <w:rPr>
+                <w:rFonts w:ascii="Segoe UI" w:hAnsi="Segoe UI"/>
+                <w:color w:val="22262E"/>
+                <w:sz w:val="19"/>
+              </w:rPr>
+              <w:t>Lead engineer</w:t>
+            </w:r>
+          </w:p>
+        </w:tc>
+        <w:tc>
+          <w:tcPr>
+            <w:tcW w:type="dxa" w:w="3249"/>
+            <w:shd w:val="clear" w:fill="F4F6F8"/>
+          </w:tcPr>
+          <w:p>
+            <w:pPr>
+              <w:spacing w:after="40"/>
+            </w:pPr>
+            <w:r>
+              <w:rPr>
+                <w:rFonts w:ascii="Segoe UI" w:hAnsi="Segoe UI"/>
+                <w:color w:val="22262E"/>
+                <w:sz w:val="19"/>
+              </w:rPr>
+              <w:t>per area</w:t>
+            </w:r>
+          </w:p>
+        </w:tc>
+        <w:tc>
+          <w:tcPr>
+            <w:tcW w:type="dxa" w:w="3249"/>
+            <w:shd w:val="clear" w:fill="F4F6F8"/>
+          </w:tcPr>
+          <w:p>
+            <w:pPr>
+              <w:spacing w:after="40"/>
+            </w:pPr>
+            <w:r>
+              <w:rPr>
+                <w:rFonts w:ascii="Segoe UI" w:hAnsi="Segoe UI"/>
+                <w:color w:val="22262E"/>
+                <w:sz w:val="19"/>
+              </w:rPr>
+              <w:t>Technical execution, code, deployment</w:t>
+            </w:r>
+          </w:p>
+        </w:tc>
+      </w:tr>
+      <w:tr>
+        <w:tc>
+          <w:tcPr>
+            <w:tcW w:type="dxa" w:w="3249"/>
+          </w:tcPr>
+          <w:p>
+            <w:pPr>
+              <w:spacing w:after="40"/>
+            </w:pPr>
+            <w:r>
+              <w:rPr>
+                <w:rFonts w:ascii="Segoe UI" w:hAnsi="Segoe UI"/>
+                <w:color w:val="22262E"/>
+                <w:sz w:val="19"/>
+              </w:rPr>
+              <w:t>Security officer</w:t>
+            </w:r>
+          </w:p>
+        </w:tc>
+        <w:tc>
+          <w:tcPr>
+            <w:tcW w:type="dxa" w:w="3249"/>
+          </w:tcPr>
+          <w:p>
+            <w:pPr>
+              <w:spacing w:after="40"/>
+            </w:pPr>
+            <w:r>
+              <w:rPr>
+                <w:rFonts w:ascii="Segoe UI" w:hAnsi="Segoe UI"/>
+                <w:color w:val="22262E"/>
+                <w:sz w:val="19"/>
+              </w:rPr>
+              <w:t>1 person (can be shared)</w:t>
+            </w:r>
+          </w:p>
+        </w:tc>
+        <w:tc>
+          <w:tcPr>
+            <w:tcW w:type="dxa" w:w="3249"/>
+          </w:tcPr>
+          <w:p>
+            <w:pPr>
+              <w:spacing w:after="40"/>
+            </w:pPr>
+            <w:r>
+              <w:rPr>
+                <w:rFonts w:ascii="Segoe UI" w:hAnsi="Segoe UI"/>
+                <w:color w:val="22262E"/>
+                <w:sz w:val="19"/>
+              </w:rPr>
+              <w:t>Access, secrets, offboarding audit</w:t>
+            </w:r>
+          </w:p>
+        </w:tc>
+      </w:tr>
+      <w:tr>
+        <w:tc>
+          <w:tcPr>
+            <w:tcW w:type="dxa" w:w="3249"/>
+            <w:shd w:val="clear" w:fill="F4F6F8"/>
+          </w:tcPr>
+          <w:p>
+            <w:pPr>
+              <w:spacing w:after="40"/>
+            </w:pPr>
+            <w:r>
+              <w:rPr>
+                <w:rFonts w:ascii="Segoe UI" w:hAnsi="Segoe UI"/>
+                <w:color w:val="22262E"/>
+                <w:sz w:val="19"/>
+              </w:rPr>
+              <w:t>Client POC</w:t>
+            </w:r>
+          </w:p>
+        </w:tc>
+        <w:tc>
+          <w:tcPr>
+            <w:tcW w:type="dxa" w:w="3249"/>
+            <w:shd w:val="clear" w:fill="F4F6F8"/>
+          </w:tcPr>
+          <w:p>
+            <w:pPr>
+              <w:spacing w:after="40"/>
+            </w:pPr>
+            <w:r>
+              <w:rPr>
+                <w:rFonts w:ascii="Segoe UI" w:hAnsi="Segoe UI"/>
+                <w:color w:val="22262E"/>
+                <w:sz w:val="19"/>
+              </w:rPr>
+              <w:t>1 person from client</w:t>
+            </w:r>
+          </w:p>
+        </w:tc>
+        <w:tc>
+          <w:tcPr>
+            <w:tcW w:type="dxa" w:w="3249"/>
+            <w:shd w:val="clear" w:fill="F4F6F8"/>
+          </w:tcPr>
+          <w:p>
+            <w:pPr>
+              <w:spacing w:after="40"/>
+            </w:pPr>
+            <w:r>
+              <w:rPr>
+                <w:rFonts w:ascii="Segoe UI" w:hAnsi="Segoe UI"/>
+                <w:color w:val="22262E"/>
+                <w:sz w:val="19"/>
+              </w:rPr>
+              <w:t>Decisions, access approval, sign-off</w:t>
+            </w:r>
+          </w:p>
+        </w:tc>
+      </w:tr>
+    </w:tbl>
     <w:p>
       <w:pPr>
-        <w:pStyle w:val="ListBullet"/>
         <w:spacing w:after="80"/>
       </w:pPr>
+    </w:p>
+    <w:p>
+      <w:r>
+        <w:rPr>
+          <w:rFonts w:ascii="Segoe UI" w:hAnsi="Segoe UI"/>
+          <w:color w:val="22262E"/>
+          <w:sz w:val="21"/>
+        </w:rPr>
+        <w:t xml:space="preserve">There is </w:t>
+      </w:r>
       <w:r>
         <w:rPr>
           <w:rFonts w:ascii="Segoe UI" w:hAnsi="Segoe UI"/>
@@ -99,7 +447,7 @@
           <w:color w:val="14181F"/>
           <w:sz w:val="21"/>
         </w:rPr>
-        <w:t>Least privilege</w:t>
+        <w:t>one POC</w:t>
       </w:r>
       <w:r>
         <w:rPr>
@@ -107,7 +455,255 @@
           <w:color w:val="22262E"/>
           <w:sz w:val="21"/>
         </w:rPr>
-        <w:t xml:space="preserve"> — access only to the systems needed, at the minimum level.</w:t>
+        <w:t xml:space="preserve"> on each side — all formal decisions flow through them.</w:t>
+      </w:r>
+    </w:p>
+    <w:p>
+      <w:pPr>
+        <w:spacing w:before="40" w:after="40"/>
+        <w:pBdr>
+          <w:bottom w:val="single" w:sz="6" w:space="1" w:color="D7DBE0"/>
+        </w:pBdr>
+      </w:pPr>
+    </w:p>
+    <w:p>
+      <w:pPr>
+        <w:keepNext/>
+        <w:spacing w:before="280" w:after="100"/>
+        <w:pBdr>
+          <w:bottom w:val="single" w:sz="6" w:space="3" w:color="D7DBE0"/>
+        </w:pBdr>
+      </w:pPr>
+      <w:r>
+        <w:rPr>
+          <w:rFonts w:ascii="Segoe UI" w:hAnsi="Segoe UI"/>
+          <w:b/>
+          <w:color w:val="0B7A67"/>
+          <w:sz w:val="26"/>
+        </w:rPr>
+        <w:t>2. Client onboarding checklist</w:t>
+      </w:r>
+    </w:p>
+    <w:p>
+      <w:r>
+        <w:rPr>
+          <w:rFonts w:ascii="Segoe UI" w:hAnsi="Segoe UI"/>
+          <w:color w:val="22262E"/>
+          <w:sz w:val="21"/>
+        </w:rPr>
+        <w:t>Closed within the first 3 days after kickoff:</w:t>
+      </w:r>
+    </w:p>
+    <w:p>
+      <w:pPr>
+        <w:spacing w:after="60"/>
+        <w:ind w:left="227"/>
+      </w:pPr>
+      <w:r>
+        <w:rPr>
+          <w:rFonts w:ascii="Segoe UI" w:hAnsi="Segoe UI"/>
+          <w:color w:val="8A919C"/>
+          <w:sz w:val="22"/>
+        </w:rPr>
+        <w:t xml:space="preserve">☐  </w:t>
+      </w:r>
+      <w:r>
+        <w:rPr>
+          <w:rFonts w:ascii="Segoe UI" w:hAnsi="Segoe UI"/>
+          <w:color w:val="22262E"/>
+          <w:sz w:val="21"/>
+        </w:rPr>
+        <w:t>NDA signed (if applicable)</w:t>
+      </w:r>
+    </w:p>
+    <w:p>
+      <w:pPr>
+        <w:spacing w:after="60"/>
+        <w:ind w:left="227"/>
+      </w:pPr>
+      <w:r>
+        <w:rPr>
+          <w:rFonts w:ascii="Segoe UI" w:hAnsi="Segoe UI"/>
+          <w:color w:val="8A919C"/>
+          <w:sz w:val="22"/>
+        </w:rPr>
+        <w:t xml:space="preserve">☐  </w:t>
+      </w:r>
+      <w:r>
+        <w:rPr>
+          <w:rFonts w:ascii="Segoe UI" w:hAnsi="Segoe UI"/>
+          <w:color w:val="22262E"/>
+          <w:sz w:val="21"/>
+        </w:rPr>
+        <w:t>POCs named (both sides), communication channel set up</w:t>
+      </w:r>
+    </w:p>
+    <w:p>
+      <w:pPr>
+        <w:spacing w:after="60"/>
+        <w:ind w:left="227"/>
+      </w:pPr>
+      <w:r>
+        <w:rPr>
+          <w:rFonts w:ascii="Segoe UI" w:hAnsi="Segoe UI"/>
+          <w:color w:val="8A919C"/>
+          <w:sz w:val="22"/>
+        </w:rPr>
+        <w:t xml:space="preserve">☐  </w:t>
+      </w:r>
+      <w:r>
+        <w:rPr>
+          <w:rFonts w:ascii="Segoe UI" w:hAnsi="Segoe UI"/>
+          <w:color w:val="22262E"/>
+          <w:sz w:val="21"/>
+        </w:rPr>
+        <w:t>Access method agreed (see Section 4) and granted</w:t>
+      </w:r>
+    </w:p>
+    <w:p>
+      <w:pPr>
+        <w:spacing w:after="60"/>
+        <w:ind w:left="227"/>
+      </w:pPr>
+      <w:r>
+        <w:rPr>
+          <w:rFonts w:ascii="Segoe UI" w:hAnsi="Segoe UI"/>
+          <w:color w:val="8A919C"/>
+          <w:sz w:val="22"/>
+        </w:rPr>
+        <w:t xml:space="preserve">☐  </w:t>
+      </w:r>
+      <w:r>
+        <w:rPr>
+          <w:rFonts w:ascii="Segoe UI" w:hAnsi="Segoe UI"/>
+          <w:color w:val="22262E"/>
+          <w:sz w:val="21"/>
+        </w:rPr>
+        <w:t>Working environment (VM / cloud project) ready (see Section 6)</w:t>
+      </w:r>
+    </w:p>
+    <w:p>
+      <w:pPr>
+        <w:spacing w:after="60"/>
+        <w:ind w:left="227"/>
+      </w:pPr>
+      <w:r>
+        <w:rPr>
+          <w:rFonts w:ascii="Segoe UI" w:hAnsi="Segoe UI"/>
+          <w:color w:val="8A919C"/>
+          <w:sz w:val="22"/>
+        </w:rPr>
+        <w:t xml:space="preserve">☐  </w:t>
+      </w:r>
+      <w:r>
+        <w:rPr>
+          <w:rFonts w:ascii="Segoe UI" w:hAnsi="Segoe UI"/>
+          <w:color w:val="22262E"/>
+          <w:sz w:val="21"/>
+        </w:rPr>
+        <w:t>Access register file created</w:t>
+      </w:r>
+    </w:p>
+    <w:p>
+      <w:pPr>
+        <w:spacing w:after="60"/>
+        <w:ind w:left="227"/>
+      </w:pPr>
+      <w:r>
+        <w:rPr>
+          <w:rFonts w:ascii="Segoe UI" w:hAnsi="Segoe UI"/>
+          <w:color w:val="8A919C"/>
+          <w:sz w:val="22"/>
+        </w:rPr>
+        <w:t xml:space="preserve">☐  </w:t>
+      </w:r>
+      <w:r>
+        <w:rPr>
+          <w:rFonts w:ascii="Segoe UI" w:hAnsi="Segoe UI"/>
+          <w:color w:val="22262E"/>
+          <w:sz w:val="21"/>
+        </w:rPr>
+        <w:t>Shared vault folder created for secrets (see Section 5)</w:t>
+      </w:r>
+    </w:p>
+    <w:p>
+      <w:pPr>
+        <w:spacing w:after="60"/>
+        <w:ind w:left="227"/>
+      </w:pPr>
+      <w:r>
+        <w:rPr>
+          <w:rFonts w:ascii="Segoe UI" w:hAnsi="Segoe UI"/>
+          <w:color w:val="8A919C"/>
+          <w:sz w:val="22"/>
+        </w:rPr>
+        <w:t xml:space="preserve">☐  </w:t>
+      </w:r>
+      <w:r>
+        <w:rPr>
+          <w:rFonts w:ascii="Segoe UI" w:hAnsi="Segoe UI"/>
+          <w:color w:val="22262E"/>
+          <w:sz w:val="21"/>
+        </w:rPr>
+        <w:t>Weekly status day/time set</w:t>
+      </w:r>
+    </w:p>
+    <w:p>
+      <w:pPr>
+        <w:spacing w:after="60"/>
+        <w:ind w:left="227"/>
+      </w:pPr>
+      <w:r>
+        <w:rPr>
+          <w:rFonts w:ascii="Segoe UI" w:hAnsi="Segoe UI"/>
+          <w:color w:val="8A919C"/>
+          <w:sz w:val="22"/>
+        </w:rPr>
+        <w:t xml:space="preserve">☐  </w:t>
+      </w:r>
+      <w:r>
+        <w:rPr>
+          <w:rFonts w:ascii="Segoe UI" w:hAnsi="Segoe UI"/>
+          <w:color w:val="22262E"/>
+          <w:sz w:val="21"/>
+        </w:rPr>
+        <w:t>Data transfer channel agreed if needed (see Section 7)</w:t>
+      </w:r>
+    </w:p>
+    <w:p>
+      <w:pPr>
+        <w:spacing w:before="40" w:after="40"/>
+        <w:pBdr>
+          <w:bottom w:val="single" w:sz="6" w:space="1" w:color="D7DBE0"/>
+        </w:pBdr>
+      </w:pPr>
+    </w:p>
+    <w:p>
+      <w:pPr>
+        <w:keepNext/>
+        <w:spacing w:before="280" w:after="100"/>
+        <w:pBdr>
+          <w:bottom w:val="single" w:sz="6" w:space="3" w:color="D7DBE0"/>
+        </w:pBdr>
+      </w:pPr>
+      <w:r>
+        <w:rPr>
+          <w:rFonts w:ascii="Segoe UI" w:hAnsi="Segoe UI"/>
+          <w:b/>
+          <w:color w:val="0B7A67"/>
+          <w:sz w:val="26"/>
+        </w:rPr>
+        <w:t>3. Our work devices (endpoint security)</w:t>
+      </w:r>
+    </w:p>
+    <w:p>
+      <w:r>
+        <w:rPr>
+          <w:rFonts w:ascii="Segoe UI" w:hAnsi="Segoe UI"/>
+          <w:color w:val="22262E"/>
+          <w:sz w:val="21"/>
+        </w:rPr>
+        <w:t>We connect to a client system only from a device that meets these terms:</w:t>
       </w:r>
     </w:p>
     <w:p>
@@ -122,7 +718,7 @@
           <w:color w:val="14181F"/>
           <w:sz w:val="21"/>
         </w:rPr>
-        <w:t>Staging-first</w:t>
+        <w:t>Full-disk encryption</w:t>
       </w:r>
       <w:r>
         <w:rPr>
@@ -130,7 +726,35 @@
           <w:color w:val="22262E"/>
           <w:sz w:val="21"/>
         </w:rPr>
-        <w:t xml:space="preserve"> — no direct changes in production; test environment first.</w:t>
+        <w:t xml:space="preserve"> enabled (BitLocker / FileVault / LUKS).</w:t>
+      </w:r>
+    </w:p>
+    <w:p>
+      <w:pPr>
+        <w:pStyle w:val="ListBullet"/>
+        <w:spacing w:after="80"/>
+      </w:pPr>
+      <w:r>
+        <w:rPr>
+          <w:rFonts w:ascii="Segoe UI" w:hAnsi="Segoe UI"/>
+          <w:color w:val="22262E"/>
+          <w:sz w:val="21"/>
+        </w:rPr>
+        <w:t>Screen lock ≤ 5 min, strong login password + device MFA.</w:t>
+      </w:r>
+    </w:p>
+    <w:p>
+      <w:pPr>
+        <w:pStyle w:val="ListBullet"/>
+        <w:spacing w:after="80"/>
+      </w:pPr>
+      <w:r>
+        <w:rPr>
+          <w:rFonts w:ascii="Segoe UI" w:hAnsi="Segoe UI"/>
+          <w:color w:val="22262E"/>
+          <w:sz w:val="21"/>
+        </w:rPr>
+        <w:t>Antivirus / EDR active, OS and browser patched.</w:t>
       </w:r>
     </w:p>
     <w:p>
@@ -145,7 +769,7 @@
           <w:color w:val="14181F"/>
           <w:sz w:val="21"/>
         </w:rPr>
-        <w:t>Written trail</w:t>
+        <w:t>Client data is never stored on personal / unmanaged devices</w:t>
       </w:r>
       <w:r>
         <w:rPr>
@@ -153,7 +777,76 @@
           <w:color w:val="22262E"/>
           <w:sz w:val="21"/>
         </w:rPr>
-        <w:t xml:space="preserve"> — every decision and agreement is confirmed by email. A verbal agreement is not an agreement.</w:t>
+        <w:t xml:space="preserve"> — only in the project environment. Any local copy lives in an encrypted folder and is deleted when the work ends.</w:t>
+      </w:r>
+    </w:p>
+    <w:p>
+      <w:pPr>
+        <w:pStyle w:val="ListBullet"/>
+        <w:spacing w:after="80"/>
+      </w:pPr>
+      <w:r>
+        <w:rPr>
+          <w:rFonts w:ascii="Segoe UI" w:hAnsi="Segoe UI"/>
+          <w:color w:val="22262E"/>
+          <w:sz w:val="21"/>
+        </w:rPr>
+        <w:t>No client data moved via personal USB or personal cloud (Google Drive/iCloud).</w:t>
+      </w:r>
+    </w:p>
+    <w:p>
+      <w:pPr>
+        <w:pStyle w:val="ListBullet"/>
+        <w:spacing w:after="80"/>
+      </w:pPr>
+      <w:r>
+        <w:rPr>
+          <w:rFonts w:ascii="Segoe UI" w:hAnsi="Segoe UI"/>
+          <w:color w:val="22262E"/>
+          <w:sz w:val="21"/>
+        </w:rPr>
+        <w:t>When the work ends, anything client-related (config, keys, data) is wiped from the device.</w:t>
+      </w:r>
+    </w:p>
+    <w:p>
+      <w:pPr>
+        <w:spacing w:before="40" w:after="40"/>
+        <w:pBdr>
+          <w:bottom w:val="single" w:sz="6" w:space="1" w:color="D7DBE0"/>
+        </w:pBdr>
+      </w:pPr>
+    </w:p>
+    <w:p>
+      <w:pPr>
+        <w:keepNext/>
+        <w:spacing w:before="280" w:after="100"/>
+        <w:pBdr>
+          <w:bottom w:val="single" w:sz="6" w:space="3" w:color="D7DBE0"/>
+        </w:pBdr>
+      </w:pPr>
+      <w:r>
+        <w:rPr>
+          <w:rFonts w:ascii="Segoe UI" w:hAnsi="Segoe UI"/>
+          <w:b/>
+          <w:color w:val="0B7A67"/>
+          <w:sz w:val="26"/>
+        </w:rPr>
+        <w:t>4. Access and connectivity (MOST IMPORTANT SECTION)</w:t>
+      </w:r>
+    </w:p>
+    <w:p>
+      <w:pPr>
+        <w:keepNext/>
+        <w:spacing w:before="200" w:after="60"/>
+      </w:pPr>
+      <w:r>
+        <w:rPr>
+          <w:rFonts w:ascii="Segoe UI" w:hAnsi="Segoe UI"/>
+          <w:b/>
+          <w:color w:val="14181F"/>
+          <w:sz w:val="22"/>
+        </w:rPr>
+        <w:t>4.1 General principles</w:t>
       </w:r>
     </w:p>
     <w:p>
@@ -168,7 +861,7 @@
           <w:color w:val="14181F"/>
           <w:sz w:val="21"/>
         </w:rPr>
-        <w:t>Confidentiality</w:t>
+        <w:t>We never ask for the password of a client's personal or admin account.</w:t>
       </w:r>
       <w:r>
         <w:rPr>
@@ -176,14 +869,8 @@
           <w:color w:val="22262E"/>
           <w:sz w:val="21"/>
         </w:rPr>
-        <w:t xml:space="preserve"> — client information is never shared with third parties; an NDA can be signed at any stage.</w:t>
+        <w:t xml:space="preserve"> A </w:t>
       </w:r>
-    </w:p>
-    <w:p>
-      <w:pPr>
-        <w:pStyle w:val="ListBullet"/>
-        <w:spacing w:after="80"/>
-      </w:pPr>
       <w:r>
         <w:rPr>
           <w:rFonts w:ascii="Segoe UI" w:hAnsi="Segoe UI"/>
@@ -191,7 +878,7 @@
           <w:color w:val="14181F"/>
           <w:sz w:val="21"/>
         </w:rPr>
-        <w:t>We stay until it fully works</w:t>
+        <w:t>named account</w:t>
       </w:r>
       <w:r>
         <w:rPr>
@@ -199,8 +886,1299 @@
           <w:color w:val="22262E"/>
           <w:sz w:val="21"/>
         </w:rPr>
-        <w:t xml:space="preserve"> — handover only after stabilization.</w:t>
+        <w:t xml:space="preserve"> (</w:t>
       </w:r>
+      <w:r>
+        <w:rPr>
+          <w:rFonts w:ascii="Consolas" w:hAnsi="Consolas"/>
+          <w:color w:val="14181F"/>
+          <w:sz w:val="21"/>
+        </w:rPr>
+        <w:t>firstname.lastname@client</w:t>
+      </w:r>
+      <w:r>
+        <w:rPr>
+          <w:rFonts w:ascii="Segoe UI" w:hAnsi="Segoe UI"/>
+          <w:color w:val="22262E"/>
+          <w:sz w:val="21"/>
+        </w:rPr>
+        <w:t xml:space="preserve"> style) or a single </w:t>
+      </w:r>
+      <w:r>
+        <w:rPr>
+          <w:rFonts w:ascii="Segoe UI" w:hAnsi="Segoe UI"/>
+          <w:b/>
+          <w:color w:val="14181F"/>
+          <w:sz w:val="21"/>
+        </w:rPr>
+        <w:t>service account</w:t>
+      </w:r>
+      <w:r>
+        <w:rPr>
+          <w:rFonts w:ascii="Segoe UI" w:hAnsi="Segoe UI"/>
+          <w:color w:val="22262E"/>
+          <w:sz w:val="21"/>
+        </w:rPr>
+        <w:t xml:space="preserve"> is created for us.</w:t>
+      </w:r>
+    </w:p>
+    <w:p>
+      <w:pPr>
+        <w:pStyle w:val="ListBullet"/>
+        <w:spacing w:after="80"/>
+      </w:pPr>
+      <w:r>
+        <w:rPr>
+          <w:rFonts w:ascii="Segoe UI" w:hAnsi="Segoe UI"/>
+          <w:b/>
+          <w:color w:val="14181F"/>
+          <w:sz w:val="21"/>
+        </w:rPr>
+        <w:t>MFA is mandatory</w:t>
+      </w:r>
+      <w:r>
+        <w:rPr>
+          <w:rFonts w:ascii="Segoe UI" w:hAnsi="Segoe UI"/>
+          <w:color w:val="22262E"/>
+          <w:sz w:val="21"/>
+        </w:rPr>
+        <w:t xml:space="preserve"> on all accounts; a hardware key (YubiKey) or authenticator app where possible (not SMS).</w:t>
+      </w:r>
+    </w:p>
+    <w:p>
+      <w:pPr>
+        <w:pStyle w:val="ListBullet"/>
+        <w:spacing w:after="80"/>
+      </w:pPr>
+      <w:r>
+        <w:rPr>
+          <w:rFonts w:ascii="Segoe UI" w:hAnsi="Segoe UI"/>
+          <w:color w:val="22262E"/>
+          <w:sz w:val="21"/>
+        </w:rPr>
+        <w:t xml:space="preserve">Access is </w:t>
+      </w:r>
+      <w:r>
+        <w:rPr>
+          <w:rFonts w:ascii="Segoe UI" w:hAnsi="Segoe UI"/>
+          <w:b/>
+          <w:color w:val="14181F"/>
+          <w:sz w:val="21"/>
+        </w:rPr>
+        <w:t>time-boxed — 30 days by default.</w:t>
+      </w:r>
+      <w:r>
+        <w:rPr>
+          <w:rFonts w:ascii="Segoe UI" w:hAnsi="Segoe UI"/>
+          <w:color w:val="22262E"/>
+          <w:sz w:val="21"/>
+        </w:rPr>
+        <w:t xml:space="preserve"> For ongoing projects, an extension email is sent at each month-end (who, which access, why, how long). That email is the record for both sides.</w:t>
+      </w:r>
+    </w:p>
+    <w:p>
+      <w:pPr>
+        <w:pStyle w:val="ListBullet"/>
+        <w:spacing w:after="80"/>
+      </w:pPr>
+      <w:r>
+        <w:rPr>
+          <w:rFonts w:ascii="Segoe UI" w:hAnsi="Segoe UI"/>
+          <w:color w:val="22262E"/>
+          <w:sz w:val="21"/>
+        </w:rPr>
+        <w:t xml:space="preserve">All access is kept in an </w:t>
+      </w:r>
+      <w:r>
+        <w:rPr>
+          <w:rFonts w:ascii="Segoe UI" w:hAnsi="Segoe UI"/>
+          <w:b/>
+          <w:color w:val="14181F"/>
+          <w:sz w:val="21"/>
+        </w:rPr>
+        <w:t>access register:</w:t>
+      </w:r>
+      <w:r>
+        <w:rPr>
+          <w:rFonts w:ascii="Segoe UI" w:hAnsi="Segoe UI"/>
+          <w:color w:val="22262E"/>
+          <w:sz w:val="21"/>
+        </w:rPr>
+        <w:t xml:space="preserve"> who / which system / level / granted date / expiry date.</w:t>
+      </w:r>
+    </w:p>
+    <w:p>
+      <w:pPr>
+        <w:keepNext/>
+        <w:spacing w:before="200" w:after="60"/>
+      </w:pPr>
+      <w:r>
+        <w:rPr>
+          <w:rFonts w:ascii="Segoe UI" w:hAnsi="Segoe UI"/>
+          <w:b/>
+          <w:color w:val="14181F"/>
+          <w:sz w:val="22"/>
+        </w:rPr>
+        <w:t>4.2 Connection method — order of preference</w:t>
+      </w:r>
+    </w:p>
+    <w:p>
+      <w:r>
+        <w:rPr>
+          <w:rFonts w:ascii="Segoe UI" w:hAnsi="Segoe UI"/>
+          <w:color w:val="22262E"/>
+          <w:sz w:val="21"/>
+        </w:rPr>
+        <w:t xml:space="preserve">We choose </w:t>
+      </w:r>
+      <w:r>
+        <w:rPr>
+          <w:rFonts w:ascii="Segoe UI" w:hAnsi="Segoe UI"/>
+          <w:b/>
+          <w:color w:val="14181F"/>
+          <w:sz w:val="21"/>
+        </w:rPr>
+        <w:t>top-down</w:t>
+      </w:r>
+      <w:r>
+        <w:rPr>
+          <w:rFonts w:ascii="Segoe UI" w:hAnsi="Segoe UI"/>
+          <w:color w:val="22262E"/>
+          <w:sz w:val="21"/>
+        </w:rPr>
+        <w:t xml:space="preserve"> — the first viable option is taken.</w:t>
+      </w:r>
+    </w:p>
+    <w:tbl>
+      <w:tblPr>
+        <w:tblW w:type="auto" w:w="0"/>
+        <w:jc w:val="center"/>
+        <w:tblLayout w:type="autofit"/>
+        <w:tblLook w:firstColumn="1" w:firstRow="1" w:lastColumn="0" w:lastRow="0" w:noHBand="0" w:noVBand="1" w:val="04A0"/>
+        <w:tblBorders>
+          <w:top w:val="single" w:sz="6" w:space="0" w:color="D7DBE0"/>
+          <w:left w:val="single" w:sz="6" w:space="0" w:color="D7DBE0"/>
+          <w:bottom w:val="single" w:sz="6" w:space="0" w:color="D7DBE0"/>
+          <w:right w:val="single" w:sz="6" w:space="0" w:color="D7DBE0"/>
+          <w:insideH w:val="single" w:sz="6" w:space="0" w:color="D7DBE0"/>
+          <w:insideV w:val="single" w:sz="6" w:space="0" w:color="D7DBE0"/>
+        </w:tblBorders>
+      </w:tblPr>
+      <w:tblGrid>
+        <w:gridCol w:w="2436"/>
+        <w:gridCol w:w="2436"/>
+        <w:gridCol w:w="2436"/>
+        <w:gridCol w:w="2436"/>
+      </w:tblGrid>
+      <w:tr>
+        <w:tc>
+          <w:tcPr>
+            <w:tcW w:type="dxa" w:w="2436"/>
+            <w:shd w:val="clear" w:fill="0B7A67"/>
+          </w:tcPr>
+          <w:p>
+            <w:r>
+              <w:rPr>
+                <w:rFonts w:ascii="Segoe UI" w:hAnsi="Segoe UI"/>
+                <w:b/>
+                <w:color w:val="FFFFFF"/>
+                <w:sz w:val="19"/>
+              </w:rPr>
+              <w:t>Order</w:t>
+            </w:r>
+          </w:p>
+        </w:tc>
+        <w:tc>
+          <w:tcPr>
+            <w:tcW w:type="dxa" w:w="2436"/>
+            <w:shd w:val="clear" w:fill="0B7A67"/>
+          </w:tcPr>
+          <w:p>
+            <w:r>
+              <w:rPr>
+                <w:rFonts w:ascii="Segoe UI" w:hAnsi="Segoe UI"/>
+                <w:b/>
+                <w:color w:val="FFFFFF"/>
+                <w:sz w:val="19"/>
+              </w:rPr>
+              <w:t>Method</w:t>
+            </w:r>
+          </w:p>
+        </w:tc>
+        <w:tc>
+          <w:tcPr>
+            <w:tcW w:type="dxa" w:w="2436"/>
+            <w:shd w:val="clear" w:fill="0B7A67"/>
+          </w:tcPr>
+          <w:p>
+            <w:r>
+              <w:rPr>
+                <w:rFonts w:ascii="Segoe UI" w:hAnsi="Segoe UI"/>
+                <w:b/>
+                <w:color w:val="FFFFFF"/>
+                <w:sz w:val="19"/>
+              </w:rPr>
+              <w:t>When</w:t>
+            </w:r>
+          </w:p>
+        </w:tc>
+        <w:tc>
+          <w:tcPr>
+            <w:tcW w:type="dxa" w:w="2436"/>
+            <w:shd w:val="clear" w:fill="0B7A67"/>
+          </w:tcPr>
+          <w:p>
+            <w:r>
+              <w:rPr>
+                <w:rFonts w:ascii="Segoe UI" w:hAnsi="Segoe UI"/>
+                <w:b/>
+                <w:color w:val="FFFFFF"/>
+                <w:sz w:val="19"/>
+              </w:rPr>
+              <w:t>Controls</w:t>
+            </w:r>
+          </w:p>
+        </w:tc>
+      </w:tr>
+      <w:tr>
+        <w:tc>
+          <w:tcPr>
+            <w:tcW w:type="dxa" w:w="2436"/>
+          </w:tcPr>
+          <w:p>
+            <w:pPr>
+              <w:spacing w:after="40"/>
+            </w:pPr>
+            <w:r>
+              <w:rPr>
+                <w:rFonts w:ascii="Segoe UI" w:hAnsi="Segoe UI"/>
+                <w:color w:val="22262E"/>
+                <w:sz w:val="19"/>
+              </w:rPr>
+              <w:t>1</w:t>
+            </w:r>
+          </w:p>
+        </w:tc>
+        <w:tc>
+          <w:tcPr>
+            <w:tcW w:type="dxa" w:w="2436"/>
+          </w:tcPr>
+          <w:p>
+            <w:pPr>
+              <w:spacing w:after="40"/>
+            </w:pPr>
+            <w:r>
+              <w:rPr>
+                <w:rFonts w:ascii="Segoe UI" w:hAnsi="Segoe UI"/>
+                <w:color w:val="22262E"/>
+                <w:sz w:val="19"/>
+              </w:rPr>
+              <w:t>Client's own VPN</w:t>
+            </w:r>
+          </w:p>
+        </w:tc>
+        <w:tc>
+          <w:tcPr>
+            <w:tcW w:type="dxa" w:w="2436"/>
+          </w:tcPr>
+          <w:p>
+            <w:pPr>
+              <w:spacing w:after="40"/>
+            </w:pPr>
+            <w:r>
+              <w:rPr>
+                <w:rFonts w:ascii="Segoe UI" w:hAnsi="Segoe UI"/>
+                <w:color w:val="22262E"/>
+                <w:sz w:val="19"/>
+              </w:rPr>
+              <w:t>Client has a VPN</w:t>
+            </w:r>
+          </w:p>
+        </w:tc>
+        <w:tc>
+          <w:tcPr>
+            <w:tcW w:type="dxa" w:w="2436"/>
+          </w:tcPr>
+          <w:p>
+            <w:pPr>
+              <w:spacing w:after="40"/>
+            </w:pPr>
+            <w:r>
+              <w:rPr>
+                <w:rFonts w:ascii="Segoe UI" w:hAnsi="Segoe UI"/>
+                <w:color w:val="22262E"/>
+                <w:sz w:val="19"/>
+              </w:rPr>
+              <w:t>WireGuard / OpenVPN / IPsec; named profile for us</w:t>
+            </w:r>
+          </w:p>
+        </w:tc>
+      </w:tr>
+      <w:tr>
+        <w:tc>
+          <w:tcPr>
+            <w:tcW w:type="dxa" w:w="2436"/>
+            <w:shd w:val="clear" w:fill="F4F6F8"/>
+          </w:tcPr>
+          <w:p>
+            <w:pPr>
+              <w:spacing w:after="40"/>
+            </w:pPr>
+            <w:r>
+              <w:rPr>
+                <w:rFonts w:ascii="Segoe UI" w:hAnsi="Segoe UI"/>
+                <w:color w:val="22262E"/>
+                <w:sz w:val="19"/>
+              </w:rPr>
+              <w:t>2</w:t>
+            </w:r>
+          </w:p>
+        </w:tc>
+        <w:tc>
+          <w:tcPr>
+            <w:tcW w:type="dxa" w:w="2436"/>
+            <w:shd w:val="clear" w:fill="F4F6F8"/>
+          </w:tcPr>
+          <w:p>
+            <w:pPr>
+              <w:spacing w:after="40"/>
+            </w:pPr>
+            <w:r>
+              <w:rPr>
+                <w:rFonts w:ascii="Segoe UI" w:hAnsi="Segoe UI"/>
+                <w:color w:val="22262E"/>
+                <w:sz w:val="19"/>
+              </w:rPr>
+              <w:t>Zero-trust mesh</w:t>
+            </w:r>
+          </w:p>
+        </w:tc>
+        <w:tc>
+          <w:tcPr>
+            <w:tcW w:type="dxa" w:w="2436"/>
+            <w:shd w:val="clear" w:fill="F4F6F8"/>
+          </w:tcPr>
+          <w:p>
+            <w:pPr>
+              <w:spacing w:after="40"/>
+            </w:pPr>
+            <w:r>
+              <w:rPr>
+                <w:rFonts w:ascii="Segoe UI" w:hAnsi="Segoe UI"/>
+                <w:color w:val="22262E"/>
+                <w:sz w:val="19"/>
+              </w:rPr>
+              <w:t>No VPN, need speed</w:t>
+            </w:r>
+          </w:p>
+        </w:tc>
+        <w:tc>
+          <w:tcPr>
+            <w:tcW w:type="dxa" w:w="2436"/>
+            <w:shd w:val="clear" w:fill="F4F6F8"/>
+          </w:tcPr>
+          <w:p>
+            <w:pPr>
+              <w:spacing w:after="40"/>
+            </w:pPr>
+            <w:r>
+              <w:rPr>
+                <w:rFonts w:ascii="Segoe UI" w:hAnsi="Segoe UI"/>
+                <w:color w:val="22262E"/>
+                <w:sz w:val="19"/>
+              </w:rPr>
+              <w:t>Tailscale / Cloudflare Access / Twingate</w:t>
+            </w:r>
+          </w:p>
+        </w:tc>
+      </w:tr>
+      <w:tr>
+        <w:tc>
+          <w:tcPr>
+            <w:tcW w:type="dxa" w:w="2436"/>
+          </w:tcPr>
+          <w:p>
+            <w:pPr>
+              <w:spacing w:after="40"/>
+            </w:pPr>
+            <w:r>
+              <w:rPr>
+                <w:rFonts w:ascii="Segoe UI" w:hAnsi="Segoe UI"/>
+                <w:color w:val="22262E"/>
+                <w:sz w:val="19"/>
+              </w:rPr>
+              <w:t>3</w:t>
+            </w:r>
+          </w:p>
+        </w:tc>
+        <w:tc>
+          <w:tcPr>
+            <w:tcW w:type="dxa" w:w="2436"/>
+          </w:tcPr>
+          <w:p>
+            <w:pPr>
+              <w:spacing w:after="40"/>
+            </w:pPr>
+            <w:r>
+              <w:rPr>
+                <w:rFonts w:ascii="Segoe UI" w:hAnsi="Segoe UI"/>
+                <w:color w:val="22262E"/>
+                <w:sz w:val="19"/>
+              </w:rPr>
+              <w:t>Bastion / jump host</w:t>
+            </w:r>
+          </w:p>
+        </w:tc>
+        <w:tc>
+          <w:tcPr>
+            <w:tcW w:type="dxa" w:w="2436"/>
+          </w:tcPr>
+          <w:p>
+            <w:pPr>
+              <w:spacing w:after="40"/>
+            </w:pPr>
+            <w:r>
+              <w:rPr>
+                <w:rFonts w:ascii="Segoe UI" w:hAnsi="Segoe UI"/>
+                <w:color w:val="22262E"/>
+                <w:sz w:val="19"/>
+              </w:rPr>
+              <w:t>Entry into the internal network</w:t>
+            </w:r>
+          </w:p>
+        </w:tc>
+        <w:tc>
+          <w:tcPr>
+            <w:tcW w:type="dxa" w:w="2436"/>
+          </w:tcPr>
+          <w:p>
+            <w:pPr>
+              <w:spacing w:after="40"/>
+            </w:pPr>
+            <w:r>
+              <w:rPr>
+                <w:rFonts w:ascii="Segoe UI" w:hAnsi="Segoe UI"/>
+                <w:color w:val="22262E"/>
+                <w:sz w:val="19"/>
+              </w:rPr>
+              <w:t>Single entry point, logged, MFA</w:t>
+            </w:r>
+          </w:p>
+        </w:tc>
+      </w:tr>
+      <w:tr>
+        <w:tc>
+          <w:tcPr>
+            <w:tcW w:type="dxa" w:w="2436"/>
+            <w:shd w:val="clear" w:fill="F4F6F8"/>
+          </w:tcPr>
+          <w:p>
+            <w:pPr>
+              <w:spacing w:after="40"/>
+            </w:pPr>
+            <w:r>
+              <w:rPr>
+                <w:rFonts w:ascii="Segoe UI" w:hAnsi="Segoe UI"/>
+                <w:color w:val="22262E"/>
+                <w:sz w:val="19"/>
+              </w:rPr>
+              <w:t>4</w:t>
+            </w:r>
+          </w:p>
+        </w:tc>
+        <w:tc>
+          <w:tcPr>
+            <w:tcW w:type="dxa" w:w="2436"/>
+            <w:shd w:val="clear" w:fill="F4F6F8"/>
+          </w:tcPr>
+          <w:p>
+            <w:pPr>
+              <w:spacing w:after="40"/>
+            </w:pPr>
+            <w:r>
+              <w:rPr>
+                <w:rFonts w:ascii="Segoe UI" w:hAnsi="Segoe UI"/>
+                <w:color w:val="22262E"/>
+                <w:sz w:val="19"/>
+              </w:rPr>
+              <w:t>Direct (allowlist)</w:t>
+            </w:r>
+          </w:p>
+        </w:tc>
+        <w:tc>
+          <w:tcPr>
+            <w:tcW w:type="dxa" w:w="2436"/>
+            <w:shd w:val="clear" w:fill="F4F6F8"/>
+          </w:tcPr>
+          <w:p>
+            <w:pPr>
+              <w:spacing w:after="40"/>
+            </w:pPr>
+            <w:r>
+              <w:rPr>
+                <w:rFonts w:ascii="Segoe UI" w:hAnsi="Segoe UI"/>
+                <w:color w:val="22262E"/>
+                <w:sz w:val="19"/>
+              </w:rPr>
+              <w:t>Only an isolated single server</w:t>
+            </w:r>
+          </w:p>
+        </w:tc>
+        <w:tc>
+          <w:tcPr>
+            <w:tcW w:type="dxa" w:w="2436"/>
+            <w:shd w:val="clear" w:fill="F4F6F8"/>
+          </w:tcPr>
+          <w:p>
+            <w:pPr>
+              <w:spacing w:after="40"/>
+            </w:pPr>
+            <w:r>
+              <w:rPr>
+                <w:rFonts w:ascii="Segoe UI" w:hAnsi="Segoe UI"/>
+                <w:color w:val="22262E"/>
+                <w:sz w:val="19"/>
+              </w:rPr>
+              <w:t>Only our static IP open, rest closed</w:t>
+            </w:r>
+          </w:p>
+        </w:tc>
+      </w:tr>
+    </w:tbl>
+    <w:p>
+      <w:pPr>
+        <w:spacing w:after="80"/>
+      </w:pPr>
+    </w:p>
+    <w:p>
+      <w:r>
+        <w:rPr>
+          <w:rFonts w:ascii="Segoe UI" w:hAnsi="Segoe UI"/>
+          <w:b/>
+          <w:color w:val="14181F"/>
+          <w:sz w:val="21"/>
+        </w:rPr>
+        <w:t>Never:</w:t>
+      </w:r>
+      <w:r>
+        <w:rPr>
+          <w:rFonts w:ascii="Segoe UI" w:hAnsi="Segoe UI"/>
+          <w:color w:val="22262E"/>
+          <w:sz w:val="21"/>
+        </w:rPr>
+        <w:t xml:space="preserve"> expose an RDP/SSH/DB port to the internet, shared passwords, shared accounts, direct </w:t>
+      </w:r>
+      <w:r>
+        <w:rPr>
+          <w:rFonts w:ascii="Consolas" w:hAnsi="Consolas"/>
+          <w:color w:val="14181F"/>
+          <w:sz w:val="21"/>
+        </w:rPr>
+        <w:t>0.0.0.0/0</w:t>
+      </w:r>
+      <w:r>
+        <w:rPr>
+          <w:rFonts w:ascii="Segoe UI" w:hAnsi="Segoe UI"/>
+          <w:color w:val="22262E"/>
+          <w:sz w:val="21"/>
+        </w:rPr>
+        <w:t xml:space="preserve"> access without a VPN.</w:t>
+      </w:r>
+    </w:p>
+    <w:p>
+      <w:pPr>
+        <w:keepNext/>
+        <w:spacing w:before="200" w:after="60"/>
+      </w:pPr>
+      <w:r>
+        <w:rPr>
+          <w:rFonts w:ascii="Segoe UI" w:hAnsi="Segoe UI"/>
+          <w:b/>
+          <w:color w:val="14181F"/>
+          <w:sz w:val="22"/>
+        </w:rPr>
+        <w:t>4.3 SSH (Linux servers)</w:t>
+      </w:r>
+    </w:p>
+    <w:p>
+      <w:pPr>
+        <w:pStyle w:val="ListBullet"/>
+        <w:spacing w:after="80"/>
+      </w:pPr>
+      <w:r>
+        <w:rPr>
+          <w:rFonts w:ascii="Segoe UI" w:hAnsi="Segoe UI"/>
+          <w:b/>
+          <w:color w:val="14181F"/>
+          <w:sz w:val="21"/>
+        </w:rPr>
+        <w:t>Key-only</w:t>
+      </w:r>
+      <w:r>
+        <w:rPr>
+          <w:rFonts w:ascii="Segoe UI" w:hAnsi="Segoe UI"/>
+          <w:color w:val="22262E"/>
+          <w:sz w:val="21"/>
+        </w:rPr>
+        <w:t xml:space="preserve"> access (password authentication disabled). Key type: </w:t>
+      </w:r>
+      <w:r>
+        <w:rPr>
+          <w:rFonts w:ascii="Consolas" w:hAnsi="Consolas"/>
+          <w:color w:val="14181F"/>
+          <w:sz w:val="21"/>
+        </w:rPr>
+        <w:t>ed25519</w:t>
+      </w:r>
+      <w:r>
+        <w:rPr>
+          <w:rFonts w:ascii="Segoe UI" w:hAnsi="Segoe UI"/>
+          <w:color w:val="22262E"/>
+          <w:sz w:val="21"/>
+        </w:rPr>
+        <w:t>. The key is passphrase-protected and stored in the vault.</w:t>
+      </w:r>
+    </w:p>
+    <w:p>
+      <w:pPr>
+        <w:pStyle w:val="ListBullet"/>
+        <w:spacing w:after="80"/>
+      </w:pPr>
+      <w:r>
+        <w:rPr>
+          <w:rFonts w:ascii="Segoe UI" w:hAnsi="Segoe UI"/>
+          <w:color w:val="22262E"/>
+          <w:sz w:val="21"/>
+        </w:rPr>
+        <w:t xml:space="preserve">If there's a bastion, use </w:t>
+      </w:r>
+      <w:r>
+        <w:rPr>
+          <w:rFonts w:ascii="Consolas" w:hAnsi="Consolas"/>
+          <w:color w:val="14181F"/>
+          <w:sz w:val="21"/>
+        </w:rPr>
+        <w:t>ProxyJump</w:t>
+      </w:r>
+      <w:r>
+        <w:rPr>
+          <w:rFonts w:ascii="Segoe UI" w:hAnsi="Segoe UI"/>
+          <w:color w:val="22262E"/>
+          <w:sz w:val="21"/>
+        </w:rPr>
+        <w:t>, not a direct hop:</w:t>
+      </w:r>
+    </w:p>
+    <w:p>
+      <w:pPr>
+        <w:spacing w:after="0" w:line="240" w:lineRule="auto"/>
+        <w:ind w:left="170"/>
+        <w:shd w:val="clear" w:fill="F4F6F8"/>
+      </w:pPr>
+      <w:r>
+        <w:rPr>
+          <w:rFonts w:ascii="Consolas" w:hAnsi="Consolas"/>
+          <w:color w:val="14181F"/>
+          <w:sz w:val="18"/>
+        </w:rPr>
+        <w:t># ~/.ssh/config</w:t>
+      </w:r>
+    </w:p>
+    <w:p>
+      <w:pPr>
+        <w:spacing w:after="0" w:line="240" w:lineRule="auto"/>
+        <w:ind w:left="170"/>
+        <w:shd w:val="clear" w:fill="F4F6F8"/>
+      </w:pPr>
+      <w:r>
+        <w:rPr>
+          <w:rFonts w:ascii="Consolas" w:hAnsi="Consolas"/>
+          <w:color w:val="14181F"/>
+          <w:sz w:val="18"/>
+        </w:rPr>
+        <w:t>Host client-bastion</w:t>
+      </w:r>
+    </w:p>
+    <w:p>
+      <w:pPr>
+        <w:spacing w:after="0" w:line="240" w:lineRule="auto"/>
+        <w:ind w:left="170"/>
+        <w:shd w:val="clear" w:fill="F4F6F8"/>
+      </w:pPr>
+      <w:r>
+        <w:rPr>
+          <w:rFonts w:ascii="Consolas" w:hAnsi="Consolas"/>
+          <w:color w:val="14181F"/>
+          <w:sz w:val="18"/>
+        </w:rPr>
+        <w:t xml:space="preserve">    HostName bastion.client.com</w:t>
+      </w:r>
+    </w:p>
+    <w:p>
+      <w:pPr>
+        <w:spacing w:after="0" w:line="240" w:lineRule="auto"/>
+        <w:ind w:left="170"/>
+        <w:shd w:val="clear" w:fill="F4F6F8"/>
+      </w:pPr>
+      <w:r>
+        <w:rPr>
+          <w:rFonts w:ascii="Consolas" w:hAnsi="Consolas"/>
+          <w:color w:val="14181F"/>
+          <w:sz w:val="18"/>
+        </w:rPr>
+        <w:t xml:space="preserve">    User aivanta.name</w:t>
+      </w:r>
+    </w:p>
+    <w:p>
+      <w:pPr>
+        <w:spacing w:after="0" w:line="240" w:lineRule="auto"/>
+        <w:ind w:left="170"/>
+        <w:shd w:val="clear" w:fill="F4F6F8"/>
+      </w:pPr>
+      <w:r>
+        <w:rPr>
+          <w:rFonts w:ascii="Consolas" w:hAnsi="Consolas"/>
+          <w:color w:val="14181F"/>
+          <w:sz w:val="18"/>
+        </w:rPr>
+        <w:t xml:space="preserve">    IdentityFile ~/.ssh/client_ed25519</w:t>
+      </w:r>
+    </w:p>
+    <w:p>
+      <w:pPr>
+        <w:spacing w:after="0" w:line="240" w:lineRule="auto"/>
+        <w:ind w:left="170"/>
+        <w:shd w:val="clear" w:fill="F4F6F8"/>
+      </w:pPr>
+      <w:r>
+        <w:rPr>
+          <w:rFonts w:ascii="Consolas" w:hAnsi="Consolas"/>
+          <w:color w:val="14181F"/>
+          <w:sz w:val="18"/>
+        </w:rPr>
+        <w:t>Host client-app</w:t>
+      </w:r>
+    </w:p>
+    <w:p>
+      <w:pPr>
+        <w:spacing w:after="0" w:line="240" w:lineRule="auto"/>
+        <w:ind w:left="170"/>
+        <w:shd w:val="clear" w:fill="F4F6F8"/>
+      </w:pPr>
+      <w:r>
+        <w:rPr>
+          <w:rFonts w:ascii="Consolas" w:hAnsi="Consolas"/>
+          <w:color w:val="14181F"/>
+          <w:sz w:val="18"/>
+        </w:rPr>
+        <w:t xml:space="preserve">    HostName 10.0.1.20</w:t>
+      </w:r>
+    </w:p>
+    <w:p>
+      <w:pPr>
+        <w:spacing w:after="0" w:line="240" w:lineRule="auto"/>
+        <w:ind w:left="170"/>
+        <w:shd w:val="clear" w:fill="F4F6F8"/>
+      </w:pPr>
+      <w:r>
+        <w:rPr>
+          <w:rFonts w:ascii="Consolas" w:hAnsi="Consolas"/>
+          <w:color w:val="14181F"/>
+          <w:sz w:val="18"/>
+        </w:rPr>
+        <w:t xml:space="preserve">    User aivanta.name</w:t>
+      </w:r>
+    </w:p>
+    <w:p>
+      <w:pPr>
+        <w:spacing w:after="0" w:line="240" w:lineRule="auto"/>
+        <w:ind w:left="170"/>
+        <w:shd w:val="clear" w:fill="F4F6F8"/>
+      </w:pPr>
+      <w:r>
+        <w:rPr>
+          <w:rFonts w:ascii="Consolas" w:hAnsi="Consolas"/>
+          <w:color w:val="14181F"/>
+          <w:sz w:val="18"/>
+        </w:rPr>
+        <w:t xml:space="preserve">    ProxyJump client-bastion</w:t>
+      </w:r>
+    </w:p>
+    <w:p>
+      <w:pPr>
+        <w:spacing w:after="0" w:line="240" w:lineRule="auto"/>
+        <w:ind w:left="170"/>
+        <w:shd w:val="clear" w:fill="F4F6F8"/>
+      </w:pPr>
+      <w:r>
+        <w:rPr>
+          <w:rFonts w:ascii="Consolas" w:hAnsi="Consolas"/>
+          <w:color w:val="14181F"/>
+          <w:sz w:val="18"/>
+        </w:rPr>
+        <w:t xml:space="preserve">    IdentityFile ~/.ssh/client_ed25519</w:t>
+      </w:r>
+    </w:p>
+    <w:p>
+      <w:pPr>
+        <w:spacing w:after="80"/>
+      </w:pPr>
+    </w:p>
+    <w:p>
+      <w:pPr>
+        <w:pStyle w:val="ListBullet"/>
+        <w:spacing w:after="80"/>
+      </w:pPr>
+      <w:r>
+        <w:rPr>
+          <w:rFonts w:ascii="Segoe UI" w:hAnsi="Segoe UI"/>
+          <w:color w:val="22262E"/>
+          <w:sz w:val="21"/>
+        </w:rPr>
+        <w:t>Agent forwarding only when strictly necessary; sudo actions are logged.</w:t>
+      </w:r>
+    </w:p>
+    <w:p>
+      <w:pPr>
+        <w:pStyle w:val="ListBullet"/>
+        <w:spacing w:after="80"/>
+      </w:pPr>
+      <w:r>
+        <w:rPr>
+          <w:rFonts w:ascii="Segoe UI" w:hAnsi="Segoe UI"/>
+          <w:color w:val="22262E"/>
+          <w:sz w:val="21"/>
+        </w:rPr>
+        <w:t>Server host keys are verified on first connect and recorded.</w:t>
+      </w:r>
+    </w:p>
+    <w:p>
+      <w:pPr>
+        <w:keepNext/>
+        <w:spacing w:before="200" w:after="60"/>
+      </w:pPr>
+      <w:r>
+        <w:rPr>
+          <w:rFonts w:ascii="Segoe UI" w:hAnsi="Segoe UI"/>
+          <w:b/>
+          <w:color w:val="14181F"/>
+          <w:sz w:val="22"/>
+        </w:rPr>
+        <w:t>4.4 Windows servers (RDP)</w:t>
+      </w:r>
+    </w:p>
+    <w:p>
+      <w:pPr>
+        <w:pStyle w:val="ListBullet"/>
+        <w:spacing w:after="80"/>
+      </w:pPr>
+      <w:r>
+        <w:rPr>
+          <w:rFonts w:ascii="Segoe UI" w:hAnsi="Segoe UI"/>
+          <w:color w:val="22262E"/>
+          <w:sz w:val="21"/>
+        </w:rPr>
+        <w:t xml:space="preserve">RDP </w:t>
+      </w:r>
+      <w:r>
+        <w:rPr>
+          <w:rFonts w:ascii="Segoe UI" w:hAnsi="Segoe UI"/>
+          <w:b/>
+          <w:color w:val="14181F"/>
+          <w:sz w:val="21"/>
+        </w:rPr>
+        <w:t>never from the internet directly</w:t>
+      </w:r>
+      <w:r>
+        <w:rPr>
+          <w:rFonts w:ascii="Segoe UI" w:hAnsi="Segoe UI"/>
+          <w:color w:val="22262E"/>
+          <w:sz w:val="21"/>
+        </w:rPr>
+        <w:t xml:space="preserve"> — only behind a VPN or bastion.</w:t>
+      </w:r>
+    </w:p>
+    <w:p>
+      <w:pPr>
+        <w:pStyle w:val="ListBullet"/>
+        <w:spacing w:after="80"/>
+      </w:pPr>
+      <w:r>
+        <w:rPr>
+          <w:rFonts w:ascii="Segoe UI" w:hAnsi="Segoe UI"/>
+          <w:b/>
+          <w:color w:val="14181F"/>
+          <w:sz w:val="21"/>
+        </w:rPr>
+        <w:t>NLA (Network Level Authentication)</w:t>
+      </w:r>
+      <w:r>
+        <w:rPr>
+          <w:rFonts w:ascii="Segoe UI" w:hAnsi="Segoe UI"/>
+          <w:color w:val="22262E"/>
+          <w:sz w:val="21"/>
+        </w:rPr>
+        <w:t xml:space="preserve"> on, named account + MFA.</w:t>
+      </w:r>
+    </w:p>
+    <w:p>
+      <w:pPr>
+        <w:pStyle w:val="ListBullet"/>
+        <w:spacing w:after="80"/>
+      </w:pPr>
+      <w:r>
+        <w:rPr>
+          <w:rFonts w:ascii="Segoe UI" w:hAnsi="Segoe UI"/>
+          <w:color w:val="22262E"/>
+          <w:sz w:val="21"/>
+        </w:rPr>
+        <w:t>Long sessions are logged; the session is closed (logout) when done.</w:t>
+      </w:r>
+    </w:p>
+    <w:p>
+      <w:pPr>
+        <w:keepNext/>
+        <w:spacing w:before="200" w:after="60"/>
+      </w:pPr>
+      <w:r>
+        <w:rPr>
+          <w:rFonts w:ascii="Segoe UI" w:hAnsi="Segoe UI"/>
+          <w:b/>
+          <w:color w:val="14181F"/>
+          <w:sz w:val="22"/>
+        </w:rPr>
+        <w:t>4.5 Cloud consoles (AWS / Azure / GCP)</w:t>
+      </w:r>
+    </w:p>
+    <w:p>
+      <w:pPr>
+        <w:pStyle w:val="ListBullet"/>
+        <w:spacing w:after="80"/>
+      </w:pPr>
+      <w:r>
+        <w:rPr>
+          <w:rFonts w:ascii="Segoe UI" w:hAnsi="Segoe UI"/>
+          <w:b/>
+          <w:color w:val="14181F"/>
+          <w:sz w:val="21"/>
+        </w:rPr>
+        <w:t>Login via SSO</w:t>
+      </w:r>
+      <w:r>
+        <w:rPr>
+          <w:rFonts w:ascii="Segoe UI" w:hAnsi="Segoe UI"/>
+          <w:color w:val="22262E"/>
+          <w:sz w:val="21"/>
+        </w:rPr>
+        <w:t xml:space="preserve"> (Google/Microsoft); the root/owner account is not used.</w:t>
+      </w:r>
+    </w:p>
+    <w:p>
+      <w:pPr>
+        <w:pStyle w:val="ListBullet"/>
+        <w:spacing w:after="80"/>
+      </w:pPr>
+      <w:r>
+        <w:rPr>
+          <w:rFonts w:ascii="Segoe UI" w:hAnsi="Segoe UI"/>
+          <w:color w:val="22262E"/>
+          <w:sz w:val="21"/>
+        </w:rPr>
+        <w:t xml:space="preserve">We get a </w:t>
+      </w:r>
+      <w:r>
+        <w:rPr>
+          <w:rFonts w:ascii="Segoe UI" w:hAnsi="Segoe UI"/>
+          <w:b/>
+          <w:color w:val="14181F"/>
+          <w:sz w:val="21"/>
+        </w:rPr>
+        <w:t>scoped IAM role</w:t>
+      </w:r>
+      <w:r>
+        <w:rPr>
+          <w:rFonts w:ascii="Segoe UI" w:hAnsi="Segoe UI"/>
+          <w:color w:val="22262E"/>
+          <w:sz w:val="21"/>
+        </w:rPr>
+        <w:t xml:space="preserve"> — only the services the project needs.</w:t>
+      </w:r>
+    </w:p>
+    <w:p>
+      <w:pPr>
+        <w:pStyle w:val="ListBullet"/>
+        <w:spacing w:after="80"/>
+      </w:pPr>
+      <w:r>
+        <w:rPr>
+          <w:rFonts w:ascii="Segoe UI" w:hAnsi="Segoe UI"/>
+          <w:b/>
+          <w:color w:val="14181F"/>
+          <w:sz w:val="21"/>
+        </w:rPr>
+        <w:t>We do not create long-lived access keys</w:t>
+      </w:r>
+      <w:r>
+        <w:rPr>
+          <w:rFonts w:ascii="Segoe UI" w:hAnsi="Segoe UI"/>
+          <w:color w:val="22262E"/>
+          <w:sz w:val="21"/>
+        </w:rPr>
+        <w:t xml:space="preserve"> — temporary credentials: </w:t>
+      </w:r>
+      <w:r>
+        <w:rPr>
+          <w:rFonts w:ascii="Consolas" w:hAnsi="Consolas"/>
+          <w:color w:val="14181F"/>
+          <w:sz w:val="21"/>
+        </w:rPr>
+        <w:t>aws sso login</w:t>
+      </w:r>
+      <w:r>
+        <w:rPr>
+          <w:rFonts w:ascii="Segoe UI" w:hAnsi="Segoe UI"/>
+          <w:color w:val="22262E"/>
+          <w:sz w:val="21"/>
+        </w:rPr>
+        <w:t xml:space="preserve"> / STS, </w:t>
+      </w:r>
+      <w:r>
+        <w:rPr>
+          <w:rFonts w:ascii="Consolas" w:hAnsi="Consolas"/>
+          <w:color w:val="14181F"/>
+          <w:sz w:val="21"/>
+        </w:rPr>
+        <w:t>az login</w:t>
+      </w:r>
+      <w:r>
+        <w:rPr>
+          <w:rFonts w:ascii="Segoe UI" w:hAnsi="Segoe UI"/>
+          <w:color w:val="22262E"/>
+          <w:sz w:val="21"/>
+        </w:rPr>
+        <w:t xml:space="preserve">, </w:t>
+      </w:r>
+      <w:r>
+        <w:rPr>
+          <w:rFonts w:ascii="Consolas" w:hAnsi="Consolas"/>
+          <w:color w:val="14181F"/>
+          <w:sz w:val="21"/>
+        </w:rPr>
+        <w:t>gcloud auth login</w:t>
+      </w:r>
+      <w:r>
+        <w:rPr>
+          <w:rFonts w:ascii="Segoe UI" w:hAnsi="Segoe UI"/>
+          <w:color w:val="22262E"/>
+          <w:sz w:val="21"/>
+        </w:rPr>
+        <w:t>.</w:t>
+      </w:r>
+    </w:p>
+    <w:p>
+      <w:pPr>
+        <w:pStyle w:val="ListBullet"/>
+        <w:spacing w:after="80"/>
+      </w:pPr>
+      <w:r>
+        <w:rPr>
+          <w:rFonts w:ascii="Segoe UI" w:hAnsi="Segoe UI"/>
+          <w:color w:val="22262E"/>
+          <w:sz w:val="21"/>
+        </w:rPr>
+        <w:t>Every action stays in the cloud audit log (CloudTrail / Activity Log).</w:t>
+      </w:r>
+    </w:p>
+    <w:p>
+      <w:pPr>
+        <w:keepNext/>
+        <w:spacing w:before="200" w:after="60"/>
+      </w:pPr>
+      <w:r>
+        <w:rPr>
+          <w:rFonts w:ascii="Segoe UI" w:hAnsi="Segoe UI"/>
+          <w:b/>
+          <w:color w:val="14181F"/>
+          <w:sz w:val="22"/>
+        </w:rPr>
+        <w:t>4.6 Databases</w:t>
+      </w:r>
+    </w:p>
+    <w:p>
+      <w:pPr>
+        <w:pStyle w:val="ListBullet"/>
+        <w:spacing w:after="80"/>
+      </w:pPr>
+      <w:r>
+        <w:rPr>
+          <w:rFonts w:ascii="Segoe UI" w:hAnsi="Segoe UI"/>
+          <w:color w:val="22262E"/>
+          <w:sz w:val="21"/>
+        </w:rPr>
+        <w:t xml:space="preserve">A </w:t>
+      </w:r>
+      <w:r>
+        <w:rPr>
+          <w:rFonts w:ascii="Segoe UI" w:hAnsi="Segoe UI"/>
+          <w:b/>
+          <w:color w:val="14181F"/>
+          <w:sz w:val="21"/>
+        </w:rPr>
+        <w:t>read-only user</w:t>
+      </w:r>
+      <w:r>
+        <w:rPr>
+          <w:rFonts w:ascii="Segoe UI" w:hAnsi="Segoe UI"/>
+          <w:color w:val="22262E"/>
+          <w:sz w:val="21"/>
+        </w:rPr>
+        <w:t xml:space="preserve"> for us (a separate, limited one if writes are required).</w:t>
+      </w:r>
+    </w:p>
+    <w:p>
+      <w:pPr>
+        <w:pStyle w:val="ListBullet"/>
+        <w:spacing w:after="80"/>
+      </w:pPr>
+      <w:r>
+        <w:rPr>
+          <w:rFonts w:ascii="Segoe UI" w:hAnsi="Segoe UI"/>
+          <w:color w:val="22262E"/>
+          <w:sz w:val="21"/>
+        </w:rPr>
+        <w:t xml:space="preserve">The database is </w:t>
+      </w:r>
+      <w:r>
+        <w:rPr>
+          <w:rFonts w:ascii="Segoe UI" w:hAnsi="Segoe UI"/>
+          <w:b/>
+          <w:color w:val="14181F"/>
+          <w:sz w:val="21"/>
+        </w:rPr>
+        <w:t>not exposed to the internet</w:t>
+      </w:r>
+      <w:r>
+        <w:rPr>
+          <w:rFonts w:ascii="Segoe UI" w:hAnsi="Segoe UI"/>
+          <w:color w:val="22262E"/>
+          <w:sz w:val="21"/>
+        </w:rPr>
+        <w:t xml:space="preserve"> — via SSH tunnel or bastion:</w:t>
+      </w:r>
+    </w:p>
+    <w:p>
+      <w:pPr>
+        <w:spacing w:after="0" w:line="240" w:lineRule="auto"/>
+        <w:ind w:left="170"/>
+        <w:shd w:val="clear" w:fill="F4F6F8"/>
+      </w:pPr>
+      <w:r>
+        <w:rPr>
+          <w:rFonts w:ascii="Consolas" w:hAnsi="Consolas"/>
+          <w:color w:val="14181F"/>
+          <w:sz w:val="18"/>
+        </w:rPr>
+        <w:t>ssh -L 5432:db.internal:5432 client-bastion</w:t>
+      </w:r>
+    </w:p>
+    <w:p>
+      <w:pPr>
+        <w:spacing w:after="0" w:line="240" w:lineRule="auto"/>
+        <w:ind w:left="170"/>
+        <w:shd w:val="clear" w:fill="F4F6F8"/>
+      </w:pPr>
+      <w:r>
+        <w:rPr>
+          <w:rFonts w:ascii="Consolas" w:hAnsi="Consolas"/>
+          <w:color w:val="14181F"/>
+          <w:sz w:val="18"/>
+        </w:rPr>
+        <w:t># then connect to local 127.0.0.1:5432</w:t>
+      </w:r>
+    </w:p>
+    <w:p>
+      <w:pPr>
+        <w:spacing w:after="80"/>
+      </w:pPr>
+    </w:p>
+    <w:p>
+      <w:pPr>
+        <w:pStyle w:val="ListBullet"/>
+        <w:spacing w:after="80"/>
+      </w:pPr>
+      <w:r>
+        <w:rPr>
+          <w:rFonts w:ascii="Segoe UI" w:hAnsi="Segoe UI"/>
+          <w:color w:val="22262E"/>
+          <w:sz w:val="21"/>
+        </w:rPr>
+        <w:t>Heavy queries on a prod DB only outside business hours / against a replica.</w:t>
+      </w:r>
+    </w:p>
+    <w:p>
+      <w:pPr>
+        <w:keepNext/>
+        <w:spacing w:before="200" w:after="60"/>
+      </w:pPr>
+      <w:r>
+        <w:rPr>
+          <w:rFonts w:ascii="Segoe UI" w:hAnsi="Segoe UI"/>
+          <w:b/>
+          <w:color w:val="14181F"/>
+          <w:sz w:val="22"/>
+        </w:rPr>
+        <w:t>4.7 SaaS admin panels and APIs</w:t>
+      </w:r>
+    </w:p>
+    <w:p>
+      <w:pPr>
+        <w:pStyle w:val="ListBullet"/>
+        <w:spacing w:after="80"/>
+      </w:pPr>
+      <w:r>
+        <w:rPr>
+          <w:rFonts w:ascii="Segoe UI" w:hAnsi="Segoe UI"/>
+          <w:color w:val="22262E"/>
+          <w:sz w:val="21"/>
+        </w:rPr>
+        <w:t>Named account + MFA; no shared login.</w:t>
+      </w:r>
+    </w:p>
+    <w:p>
+      <w:pPr>
+        <w:pStyle w:val="ListBullet"/>
+        <w:spacing w:after="80"/>
+      </w:pPr>
+      <w:r>
+        <w:rPr>
+          <w:rFonts w:ascii="Segoe UI" w:hAnsi="Segoe UI"/>
+          <w:color w:val="22262E"/>
+          <w:sz w:val="21"/>
+        </w:rPr>
+        <w:t>API keys live in the vault; never kept in code / Git (see Section 5).</w:t>
+      </w:r>
+    </w:p>
+    <w:p>
+      <w:pPr>
+        <w:pStyle w:val="ListBullet"/>
+        <w:spacing w:after="80"/>
+      </w:pPr>
+      <w:r>
+        <w:rPr>
+          <w:rFonts w:ascii="Segoe UI" w:hAnsi="Segoe UI"/>
+          <w:color w:val="22262E"/>
+          <w:sz w:val="21"/>
+        </w:rPr>
+        <w:t>Minimal scope on APIs (only the permissions needed).</w:t>
+      </w:r>
+    </w:p>
+    <w:p>
+      <w:pPr>
+        <w:spacing w:before="40" w:after="40"/>
+        <w:pBdr>
+          <w:bottom w:val="single" w:sz="6" w:space="1" w:color="D7DBE0"/>
+        </w:pBdr>
+      </w:pPr>
     </w:p>
     <w:p>
       <w:pPr>
@@ -217,7 +2195,7 @@
           <w:color w:val="0B7A67"/>
           <w:sz w:val="26"/>
         </w:rPr>
-        <w:t>2. Communication</w:t>
+        <w:t>5. Secrets (passwords, keys, tokens) management</w:t>
       </w:r>
     </w:p>
     <w:p>
@@ -225,6 +2203,14 @@
         <w:pStyle w:val="ListBullet"/>
         <w:spacing w:after="80"/>
       </w:pPr>
+      <w:r>
+        <w:rPr>
+          <w:rFonts w:ascii="Segoe UI" w:hAnsi="Segoe UI"/>
+          <w:color w:val="22262E"/>
+          <w:sz w:val="21"/>
+        </w:rPr>
+        <w:t xml:space="preserve">Central: a </w:t>
+      </w:r>
       <w:r>
         <w:rPr>
           <w:rFonts w:ascii="Segoe UI" w:hAnsi="Segoe UI"/>
@@ -232,7 +2218,7 @@
           <w:color w:val="14181F"/>
           <w:sz w:val="21"/>
         </w:rPr>
-        <w:t>One point of contact (POC)</w:t>
+        <w:t>password manager / vault</w:t>
       </w:r>
       <w:r>
         <w:rPr>
@@ -240,7 +2226,7 @@
           <w:color w:val="22262E"/>
           <w:sz w:val="21"/>
         </w:rPr>
-        <w:t xml:space="preserve"> is named on each side — all questions flow through them.</w:t>
+        <w:t xml:space="preserve"> — 1Password or Bitwarden; a separate shared folder (vault) per client.</w:t>
       </w:r>
     </w:p>
     <w:p>
@@ -248,13 +2234,1013 @@
         <w:pStyle w:val="ListBullet"/>
         <w:spacing w:after="80"/>
       </w:pPr>
+      <w:r>
+        <w:rPr>
+          <w:rFonts w:ascii="Segoe UI" w:hAnsi="Segoe UI"/>
+          <w:b/>
+          <w:color w:val="14181F"/>
+          <w:sz w:val="21"/>
+        </w:rPr>
+        <w:t>Never lands in Git.</w:t>
+      </w:r>
       <w:r>
         <w:rPr>
           <w:rFonts w:ascii="Segoe UI" w:hAnsi="Segoe UI"/>
           <w:color w:val="22262E"/>
           <w:sz w:val="21"/>
         </w:rPr>
-        <w:t>Channels: email (formal decisions), video calls (Google Meet / Zoom), Slack / Teams for day-to-day if the client prefers.</w:t>
+        <w:t xml:space="preserve"> </w:t>
+      </w:r>
+      <w:r>
+        <w:rPr>
+          <w:rFonts w:ascii="Consolas" w:hAnsi="Consolas"/>
+          <w:color w:val="14181F"/>
+          <w:sz w:val="21"/>
+        </w:rPr>
+        <w:t>.env</w:t>
+      </w:r>
+      <w:r>
+        <w:rPr>
+          <w:rFonts w:ascii="Segoe UI" w:hAnsi="Segoe UI"/>
+          <w:color w:val="22262E"/>
+          <w:sz w:val="21"/>
+        </w:rPr>
+        <w:t xml:space="preserve"> files in </w:t>
+      </w:r>
+      <w:r>
+        <w:rPr>
+          <w:rFonts w:ascii="Consolas" w:hAnsi="Consolas"/>
+          <w:color w:val="14181F"/>
+          <w:sz w:val="21"/>
+        </w:rPr>
+        <w:t>.gitignore</w:t>
+      </w:r>
+      <w:r>
+        <w:rPr>
+          <w:rFonts w:ascii="Segoe UI" w:hAnsi="Segoe UI"/>
+          <w:color w:val="22262E"/>
+          <w:sz w:val="21"/>
+        </w:rPr>
+        <w:t xml:space="preserve">; an </w:t>
+      </w:r>
+      <w:r>
+        <w:rPr>
+          <w:rFonts w:ascii="Consolas" w:hAnsi="Consolas"/>
+          <w:color w:val="14181F"/>
+          <w:sz w:val="21"/>
+        </w:rPr>
+        <w:t>.env.example</w:t>
+      </w:r>
+      <w:r>
+        <w:rPr>
+          <w:rFonts w:ascii="Segoe UI" w:hAnsi="Segoe UI"/>
+          <w:color w:val="22262E"/>
+          <w:sz w:val="21"/>
+        </w:rPr>
+        <w:t xml:space="preserve"> (valueless) for reference.</w:t>
+      </w:r>
+    </w:p>
+    <w:p>
+      <w:pPr>
+        <w:pStyle w:val="ListBullet"/>
+        <w:spacing w:after="80"/>
+      </w:pPr>
+      <w:r>
+        <w:rPr>
+          <w:rFonts w:ascii="Segoe UI" w:hAnsi="Segoe UI"/>
+          <w:b/>
+          <w:color w:val="14181F"/>
+          <w:sz w:val="21"/>
+        </w:rPr>
+        <w:t>Secret scanning</w:t>
+      </w:r>
+      <w:r>
+        <w:rPr>
+          <w:rFonts w:ascii="Segoe UI" w:hAnsi="Segoe UI"/>
+          <w:color w:val="22262E"/>
+          <w:sz w:val="21"/>
+        </w:rPr>
+        <w:t xml:space="preserve"> before commit: </w:t>
+      </w:r>
+      <w:r>
+        <w:rPr>
+          <w:rFonts w:ascii="Consolas" w:hAnsi="Consolas"/>
+          <w:color w:val="14181F"/>
+          <w:sz w:val="21"/>
+        </w:rPr>
+        <w:t>gitleaks</w:t>
+      </w:r>
+      <w:r>
+        <w:rPr>
+          <w:rFonts w:ascii="Segoe UI" w:hAnsi="Segoe UI"/>
+          <w:color w:val="22262E"/>
+          <w:sz w:val="21"/>
+        </w:rPr>
+        <w:t xml:space="preserve"> (as a pre-commit hook where possible). If something slips in — rotate immediately and purge from history.</w:t>
+      </w:r>
+    </w:p>
+    <w:p>
+      <w:pPr>
+        <w:pStyle w:val="ListBullet"/>
+        <w:spacing w:after="80"/>
+      </w:pPr>
+      <w:r>
+        <w:rPr>
+          <w:rFonts w:ascii="Segoe UI" w:hAnsi="Segoe UI"/>
+          <w:color w:val="22262E"/>
+          <w:sz w:val="21"/>
+        </w:rPr>
+        <w:t xml:space="preserve">Secrets are transferred </w:t>
+      </w:r>
+      <w:r>
+        <w:rPr>
+          <w:rFonts w:ascii="Segoe UI" w:hAnsi="Segoe UI"/>
+          <w:b/>
+          <w:color w:val="14181F"/>
+          <w:sz w:val="21"/>
+        </w:rPr>
+        <w:t>over encrypted channels</w:t>
+      </w:r>
+      <w:r>
+        <w:rPr>
+          <w:rFonts w:ascii="Segoe UI" w:hAnsi="Segoe UI"/>
+          <w:color w:val="22262E"/>
+          <w:sz w:val="21"/>
+        </w:rPr>
+        <w:t xml:space="preserve"> (vault share / encrypted link) — never in plain text via email, message or Slack.</w:t>
+      </w:r>
+    </w:p>
+    <w:p>
+      <w:pPr>
+        <w:pStyle w:val="ListBullet"/>
+        <w:spacing w:after="80"/>
+      </w:pPr>
+      <w:r>
+        <w:rPr>
+          <w:rFonts w:ascii="Segoe UI" w:hAnsi="Segoe UI"/>
+          <w:color w:val="22262E"/>
+          <w:sz w:val="21"/>
+        </w:rPr>
+        <w:t>Rotation: at project end and whenever a team member changes, all shared secrets are rotated.</w:t>
+      </w:r>
+    </w:p>
+    <w:p>
+      <w:pPr>
+        <w:spacing w:before="40" w:after="40"/>
+        <w:pBdr>
+          <w:bottom w:val="single" w:sz="6" w:space="1" w:color="D7DBE0"/>
+        </w:pBdr>
+      </w:pPr>
+    </w:p>
+    <w:p>
+      <w:pPr>
+        <w:keepNext/>
+        <w:spacing w:before="280" w:after="100"/>
+        <w:pBdr>
+          <w:bottom w:val="single" w:sz="6" w:space="3" w:color="D7DBE0"/>
+        </w:pBdr>
+      </w:pPr>
+      <w:r>
+        <w:rPr>
+          <w:rFonts w:ascii="Segoe UI" w:hAnsi="Segoe UI"/>
+          <w:b/>
+          <w:color w:val="0B7A67"/>
+          <w:sz w:val="26"/>
+        </w:rPr>
+        <w:t>6. Working environment and infrastructure</w:t>
+      </w:r>
+    </w:p>
+    <w:p>
+      <w:pPr>
+        <w:pStyle w:val="ListBullet"/>
+        <w:spacing w:after="80"/>
+      </w:pPr>
+      <w:r>
+        <w:rPr>
+          <w:rFonts w:ascii="Segoe UI" w:hAnsi="Segoe UI"/>
+          <w:b/>
+          <w:color w:val="14181F"/>
+          <w:sz w:val="21"/>
+        </w:rPr>
+        <w:t>Standard request — one dedicated VM:</w:t>
+      </w:r>
+      <w:r>
+        <w:rPr>
+          <w:rFonts w:ascii="Segoe UI" w:hAnsi="Segoe UI"/>
+          <w:color w:val="22262E"/>
+          <w:sz w:val="21"/>
+        </w:rPr>
+        <w:t xml:space="preserve"> min. 4 vCPU / 16 GB RAM / 100 GB SSD, Ubuntu 22.04 LTS (or the client's OS standard). Area-specific needs (e.g. GPU for AI) are in the area document.</w:t>
+      </w:r>
+    </w:p>
+    <w:p>
+      <w:pPr>
+        <w:pStyle w:val="ListBullet"/>
+        <w:spacing w:after="80"/>
+      </w:pPr>
+      <w:r>
+        <w:rPr>
+          <w:rFonts w:ascii="Segoe UI" w:hAnsi="Segoe UI"/>
+          <w:color w:val="22262E"/>
+          <w:sz w:val="21"/>
+        </w:rPr>
+        <w:t xml:space="preserve">Environment tiers are separate: </w:t>
+      </w:r>
+      <w:r>
+        <w:rPr>
+          <w:rFonts w:ascii="Segoe UI" w:hAnsi="Segoe UI"/>
+          <w:b/>
+          <w:color w:val="14181F"/>
+          <w:sz w:val="21"/>
+        </w:rPr>
+        <w:t>dev / staging / production.</w:t>
+      </w:r>
+      <w:r>
+        <w:rPr>
+          <w:rFonts w:ascii="Segoe UI" w:hAnsi="Segoe UI"/>
+          <w:color w:val="22262E"/>
+          <w:sz w:val="21"/>
+        </w:rPr>
+        <w:t xml:space="preserve"> Testing in staging; production only via approved deployment.</w:t>
+      </w:r>
+    </w:p>
+    <w:p>
+      <w:pPr>
+        <w:pStyle w:val="ListBullet"/>
+        <w:spacing w:after="80"/>
+      </w:pPr>
+      <w:r>
+        <w:rPr>
+          <w:rFonts w:ascii="Segoe UI" w:hAnsi="Segoe UI"/>
+          <w:b/>
+          <w:color w:val="14181F"/>
+          <w:sz w:val="21"/>
+        </w:rPr>
+        <w:t>Naming:</w:t>
+      </w:r>
+      <w:r>
+        <w:rPr>
+          <w:rFonts w:ascii="Segoe UI" w:hAnsi="Segoe UI"/>
+          <w:color w:val="22262E"/>
+          <w:sz w:val="21"/>
+        </w:rPr>
+        <w:t xml:space="preserve"> </w:t>
+      </w:r>
+      <w:r>
+        <w:rPr>
+          <w:rFonts w:ascii="Consolas" w:hAnsi="Consolas"/>
+          <w:color w:val="14181F"/>
+          <w:sz w:val="21"/>
+        </w:rPr>
+        <w:t>aivanta-&lt;client&gt;-&lt;env&gt;-&lt;role&gt;</w:t>
+      </w:r>
+      <w:r>
+        <w:rPr>
+          <w:rFonts w:ascii="Segoe UI" w:hAnsi="Segoe UI"/>
+          <w:color w:val="22262E"/>
+          <w:sz w:val="21"/>
+        </w:rPr>
+        <w:t xml:space="preserve"> (e.g. </w:t>
+      </w:r>
+      <w:r>
+        <w:rPr>
+          <w:rFonts w:ascii="Consolas" w:hAnsi="Consolas"/>
+          <w:color w:val="14181F"/>
+          <w:sz w:val="21"/>
+        </w:rPr>
+        <w:t>aivanta-acme-staging-app</w:t>
+      </w:r>
+      <w:r>
+        <w:rPr>
+          <w:rFonts w:ascii="Segoe UI" w:hAnsi="Segoe UI"/>
+          <w:color w:val="22262E"/>
+          <w:sz w:val="21"/>
+        </w:rPr>
+        <w:t>).</w:t>
+      </w:r>
+    </w:p>
+    <w:p>
+      <w:pPr>
+        <w:pStyle w:val="ListBullet"/>
+        <w:spacing w:after="80"/>
+      </w:pPr>
+      <w:r>
+        <w:rPr>
+          <w:rFonts w:ascii="Segoe UI" w:hAnsi="Segoe UI"/>
+          <w:b/>
+          <w:color w:val="14181F"/>
+          <w:sz w:val="21"/>
+        </w:rPr>
+        <w:t>Infrastructure as Code</w:t>
+      </w:r>
+      <w:r>
+        <w:rPr>
+          <w:rFonts w:ascii="Segoe UI" w:hAnsi="Segoe UI"/>
+          <w:color w:val="22262E"/>
+          <w:sz w:val="21"/>
+        </w:rPr>
+        <w:t xml:space="preserve"> where possible: Terraform (resources), Ansible (server config) — manual "click-ops" is minimized so things can be rebuilt.</w:t>
+      </w:r>
+    </w:p>
+    <w:p>
+      <w:pPr>
+        <w:pStyle w:val="ListBullet"/>
+        <w:spacing w:after="80"/>
+      </w:pPr>
+      <w:r>
+        <w:rPr>
+          <w:rFonts w:ascii="Segoe UI" w:hAnsi="Segoe UI"/>
+          <w:color w:val="22262E"/>
+          <w:sz w:val="21"/>
+        </w:rPr>
+        <w:t xml:space="preserve">Containerization: </w:t>
+      </w:r>
+      <w:r>
+        <w:rPr>
+          <w:rFonts w:ascii="Segoe UI" w:hAnsi="Segoe UI"/>
+          <w:b/>
+          <w:color w:val="14181F"/>
+          <w:sz w:val="21"/>
+        </w:rPr>
+        <w:t>Docker</w:t>
+      </w:r>
+      <w:r>
+        <w:rPr>
+          <w:rFonts w:ascii="Segoe UI" w:hAnsi="Segoe UI"/>
+          <w:color w:val="22262E"/>
+          <w:sz w:val="21"/>
+        </w:rPr>
+        <w:t xml:space="preserve"> — removes environment differences.</w:t>
+      </w:r>
+    </w:p>
+    <w:p>
+      <w:pPr>
+        <w:pStyle w:val="ListBullet"/>
+        <w:spacing w:after="80"/>
+      </w:pPr>
+      <w:r>
+        <w:rPr>
+          <w:rFonts w:ascii="Segoe UI" w:hAnsi="Segoe UI"/>
+          <w:b/>
+          <w:color w:val="14181F"/>
+          <w:sz w:val="21"/>
+        </w:rPr>
+        <w:t>Cloud cost stays on the client's account</w:t>
+      </w:r>
+      <w:r>
+        <w:rPr>
+          <w:rFonts w:ascii="Segoe UI" w:hAnsi="Segoe UI"/>
+          <w:color w:val="22262E"/>
+          <w:sz w:val="21"/>
+        </w:rPr>
+        <w:t xml:space="preserve"> — they keep full visibility.</w:t>
+      </w:r>
+    </w:p>
+    <w:p>
+      <w:pPr>
+        <w:spacing w:before="40" w:after="40"/>
+        <w:pBdr>
+          <w:bottom w:val="single" w:sz="6" w:space="1" w:color="D7DBE0"/>
+        </w:pBdr>
+      </w:pPr>
+    </w:p>
+    <w:p>
+      <w:pPr>
+        <w:keepNext/>
+        <w:spacing w:before="280" w:after="100"/>
+        <w:pBdr>
+          <w:bottom w:val="single" w:sz="6" w:space="3" w:color="D7DBE0"/>
+        </w:pBdr>
+      </w:pPr>
+      <w:r>
+        <w:rPr>
+          <w:rFonts w:ascii="Segoe UI" w:hAnsi="Segoe UI"/>
+          <w:b/>
+          <w:color w:val="0B7A67"/>
+          <w:sz w:val="26"/>
+        </w:rPr>
+        <w:t>7. Working with data</w:t>
+      </w:r>
+    </w:p>
+    <w:p>
+      <w:pPr>
+        <w:pStyle w:val="ListBullet"/>
+        <w:spacing w:after="80"/>
+      </w:pPr>
+      <w:r>
+        <w:rPr>
+          <w:rFonts w:ascii="Segoe UI" w:hAnsi="Segoe UI"/>
+          <w:b/>
+          <w:color w:val="14181F"/>
+          <w:sz w:val="21"/>
+        </w:rPr>
+        <w:t>Classification:</w:t>
+      </w:r>
+      <w:r>
+        <w:rPr>
+          <w:rFonts w:ascii="Segoe UI" w:hAnsi="Segoe UI"/>
+          <w:color w:val="22262E"/>
+          <w:sz w:val="21"/>
+        </w:rPr>
+        <w:t xml:space="preserve"> each dataset is rated "public / internal / confidential / PII"; PII and confidential get the strictest handling.</w:t>
+      </w:r>
+    </w:p>
+    <w:p>
+      <w:pPr>
+        <w:pStyle w:val="ListBullet"/>
+        <w:spacing w:after="80"/>
+      </w:pPr>
+      <w:r>
+        <w:rPr>
+          <w:rFonts w:ascii="Segoe UI" w:hAnsi="Segoe UI"/>
+          <w:b/>
+          <w:color w:val="14181F"/>
+          <w:sz w:val="21"/>
+        </w:rPr>
+        <w:t>Encryption:</w:t>
+      </w:r>
+      <w:r>
+        <w:rPr>
+          <w:rFonts w:ascii="Segoe UI" w:hAnsi="Segoe UI"/>
+          <w:color w:val="22262E"/>
+          <w:sz w:val="21"/>
+        </w:rPr>
+        <w:t xml:space="preserve"> in transit (TLS/SSH) and at rest (disk encryption).</w:t>
+      </w:r>
+    </w:p>
+    <w:p>
+      <w:pPr>
+        <w:pStyle w:val="ListBullet"/>
+        <w:spacing w:after="80"/>
+      </w:pPr>
+      <w:r>
+        <w:rPr>
+          <w:rFonts w:ascii="Segoe UI" w:hAnsi="Segoe UI"/>
+          <w:b/>
+          <w:color w:val="14181F"/>
+          <w:sz w:val="21"/>
+        </w:rPr>
+        <w:t>Transfer methods (only these):</w:t>
+      </w:r>
+      <w:r>
+        <w:rPr>
+          <w:rFonts w:ascii="Segoe UI" w:hAnsi="Segoe UI"/>
+          <w:color w:val="22262E"/>
+          <w:sz w:val="21"/>
+        </w:rPr>
+        <w:t xml:space="preserve"> SFTP, the client's cloud storage (a bucket/folder shared with us), a time-limited encrypted link. </w:t>
+      </w:r>
+      <w:r>
+        <w:rPr>
+          <w:rFonts w:ascii="Segoe UI" w:hAnsi="Segoe UI"/>
+          <w:b/>
+          <w:color w:val="14181F"/>
+          <w:sz w:val="21"/>
+        </w:rPr>
+        <w:t>Data is never sent by email.</w:t>
+      </w:r>
+    </w:p>
+    <w:p>
+      <w:pPr>
+        <w:pStyle w:val="ListBullet"/>
+        <w:spacing w:after="80"/>
+      </w:pPr>
+      <w:r>
+        <w:rPr>
+          <w:rFonts w:ascii="Segoe UI" w:hAnsi="Segoe UI"/>
+          <w:b/>
+          <w:color w:val="14181F"/>
+          <w:sz w:val="21"/>
+        </w:rPr>
+        <w:t>Anonymization / masking:</w:t>
+      </w:r>
+      <w:r>
+        <w:rPr>
+          <w:rFonts w:ascii="Segoe UI" w:hAnsi="Segoe UI"/>
+          <w:color w:val="22262E"/>
+          <w:sz w:val="21"/>
+        </w:rPr>
+        <w:t xml:space="preserve"> we work with masked data where possible; production data only when necessary + with written consent.</w:t>
+      </w:r>
+    </w:p>
+    <w:p>
+      <w:pPr>
+        <w:pStyle w:val="ListBullet"/>
+        <w:spacing w:after="80"/>
+      </w:pPr>
+      <w:r>
+        <w:rPr>
+          <w:rFonts w:ascii="Segoe UI" w:hAnsi="Segoe UI"/>
+          <w:b/>
+          <w:color w:val="14181F"/>
+          <w:sz w:val="21"/>
+        </w:rPr>
+        <w:t>Retention and deletion:</w:t>
+      </w:r>
+      <w:r>
+        <w:rPr>
+          <w:rFonts w:ascii="Segoe UI" w:hAnsi="Segoe UI"/>
+          <w:color w:val="22262E"/>
+          <w:sz w:val="21"/>
+        </w:rPr>
+        <w:t xml:space="preserve"> data lives only in the project environment; after the work ends it is </w:t>
+      </w:r>
+      <w:r>
+        <w:rPr>
+          <w:rFonts w:ascii="Segoe UI" w:hAnsi="Segoe UI"/>
+          <w:b/>
+          <w:color w:val="14181F"/>
+          <w:sz w:val="21"/>
+        </w:rPr>
+        <w:t>deleted within 30 days</w:t>
+      </w:r>
+      <w:r>
+        <w:rPr>
+          <w:rFonts w:ascii="Segoe UI" w:hAnsi="Segoe UI"/>
+          <w:color w:val="22262E"/>
+          <w:sz w:val="21"/>
+        </w:rPr>
+        <w:t>, and the deletion is confirmed by email (unless the agreement says otherwise).</w:t>
+      </w:r>
+    </w:p>
+    <w:p>
+      <w:pPr>
+        <w:pStyle w:val="ListBullet"/>
+        <w:spacing w:after="80"/>
+      </w:pPr>
+      <w:r>
+        <w:rPr>
+          <w:rFonts w:ascii="Segoe UI" w:hAnsi="Segoe UI"/>
+          <w:b/>
+          <w:color w:val="14181F"/>
+          <w:sz w:val="21"/>
+        </w:rPr>
+        <w:t>Data residency:</w:t>
+      </w:r>
+      <w:r>
+        <w:rPr>
+          <w:rFonts w:ascii="Segoe UI" w:hAnsi="Segoe UI"/>
+          <w:color w:val="22262E"/>
+          <w:sz w:val="21"/>
+        </w:rPr>
+        <w:t xml:space="preserve"> for US clients, data is kept in a US region (unless the client requires otherwise).</w:t>
+      </w:r>
+    </w:p>
+    <w:p>
+      <w:pPr>
+        <w:spacing w:before="40" w:after="40"/>
+        <w:pBdr>
+          <w:bottom w:val="single" w:sz="6" w:space="1" w:color="D7DBE0"/>
+        </w:pBdr>
+      </w:pPr>
+    </w:p>
+    <w:p>
+      <w:pPr>
+        <w:keepNext/>
+        <w:spacing w:before="280" w:after="100"/>
+        <w:pBdr>
+          <w:bottom w:val="single" w:sz="6" w:space="3" w:color="D7DBE0"/>
+        </w:pBdr>
+      </w:pPr>
+      <w:r>
+        <w:rPr>
+          <w:rFonts w:ascii="Segoe UI" w:hAnsi="Segoe UI"/>
+          <w:b/>
+          <w:color w:val="0B7A67"/>
+          <w:sz w:val="26"/>
+        </w:rPr>
+        <w:t>8. Source control and change management</w:t>
+      </w:r>
+    </w:p>
+    <w:p>
+      <w:pPr>
+        <w:pStyle w:val="ListBullet"/>
+        <w:spacing w:after="80"/>
+      </w:pPr>
+      <w:r>
+        <w:rPr>
+          <w:rFonts w:ascii="Segoe UI" w:hAnsi="Segoe UI"/>
+          <w:color w:val="22262E"/>
+          <w:sz w:val="21"/>
+        </w:rPr>
+        <w:t xml:space="preserve">All code / IaC / config </w:t>
+      </w:r>
+      <w:r>
+        <w:rPr>
+          <w:rFonts w:ascii="Segoe UI" w:hAnsi="Segoe UI"/>
+          <w:b/>
+          <w:color w:val="14181F"/>
+          <w:sz w:val="21"/>
+        </w:rPr>
+        <w:t>in Git</w:t>
+      </w:r>
+      <w:r>
+        <w:rPr>
+          <w:rFonts w:ascii="Segoe UI" w:hAnsi="Segoe UI"/>
+          <w:color w:val="22262E"/>
+          <w:sz w:val="21"/>
+        </w:rPr>
+        <w:t xml:space="preserve"> (GitHub / GitLab, private repo).</w:t>
+      </w:r>
+    </w:p>
+    <w:p>
+      <w:pPr>
+        <w:pStyle w:val="ListBullet"/>
+        <w:spacing w:after="80"/>
+      </w:pPr>
+      <w:r>
+        <w:rPr>
+          <w:rFonts w:ascii="Segoe UI" w:hAnsi="Segoe UI"/>
+          <w:color w:val="22262E"/>
+          <w:sz w:val="21"/>
+        </w:rPr>
+        <w:t xml:space="preserve">Work in branches; </w:t>
+      </w:r>
+      <w:r>
+        <w:rPr>
+          <w:rFonts w:ascii="Segoe UI" w:hAnsi="Segoe UI"/>
+          <w:b/>
+          <w:color w:val="14181F"/>
+          <w:sz w:val="21"/>
+        </w:rPr>
+        <w:t>mandatory PR review</w:t>
+      </w:r>
+      <w:r>
+        <w:rPr>
+          <w:rFonts w:ascii="Segoe UI" w:hAnsi="Segoe UI"/>
+          <w:color w:val="22262E"/>
+          <w:sz w:val="21"/>
+        </w:rPr>
+        <w:t xml:space="preserve"> into </w:t>
+      </w:r>
+      <w:r>
+        <w:rPr>
+          <w:rFonts w:ascii="Consolas" w:hAnsi="Consolas"/>
+          <w:color w:val="14181F"/>
+          <w:sz w:val="21"/>
+        </w:rPr>
+        <w:t>main</w:t>
+      </w:r>
+      <w:r>
+        <w:rPr>
+          <w:rFonts w:ascii="Segoe UI" w:hAnsi="Segoe UI"/>
+          <w:color w:val="22262E"/>
+          <w:sz w:val="21"/>
+        </w:rPr>
+        <w:t xml:space="preserve"> (at least 1 reviewer).</w:t>
+      </w:r>
+    </w:p>
+    <w:p>
+      <w:pPr>
+        <w:pStyle w:val="ListBullet"/>
+        <w:spacing w:after="80"/>
+      </w:pPr>
+      <w:r>
+        <w:rPr>
+          <w:rFonts w:ascii="Segoe UI" w:hAnsi="Segoe UI"/>
+          <w:b/>
+          <w:color w:val="14181F"/>
+          <w:sz w:val="21"/>
+        </w:rPr>
+        <w:t>No direct push to production</w:t>
+      </w:r>
+      <w:r>
+        <w:rPr>
+          <w:rFonts w:ascii="Segoe UI" w:hAnsi="Segoe UI"/>
+          <w:color w:val="22262E"/>
+          <w:sz w:val="21"/>
+        </w:rPr>
+        <w:t xml:space="preserve"> — only in an approved deployment window.</w:t>
+      </w:r>
+    </w:p>
+    <w:p>
+      <w:pPr>
+        <w:pStyle w:val="ListBullet"/>
+        <w:spacing w:after="80"/>
+      </w:pPr>
+      <w:r>
+        <w:rPr>
+          <w:rFonts w:ascii="Segoe UI" w:hAnsi="Segoe UI"/>
+          <w:color w:val="22262E"/>
+          <w:sz w:val="21"/>
+        </w:rPr>
+        <w:t xml:space="preserve">Before every deploy, a </w:t>
+      </w:r>
+      <w:r>
+        <w:rPr>
+          <w:rFonts w:ascii="Segoe UI" w:hAnsi="Segoe UI"/>
+          <w:b/>
+          <w:color w:val="14181F"/>
+          <w:sz w:val="21"/>
+        </w:rPr>
+        <w:t>snapshot / backup</w:t>
+      </w:r>
+      <w:r>
+        <w:rPr>
+          <w:rFonts w:ascii="Segoe UI" w:hAnsi="Segoe UI"/>
+          <w:color w:val="22262E"/>
+          <w:sz w:val="21"/>
+        </w:rPr>
+        <w:t xml:space="preserve"> (see Section 9) and a ready rollback plan.</w:t>
+      </w:r>
+    </w:p>
+    <w:p>
+      <w:pPr>
+        <w:pStyle w:val="ListBullet"/>
+        <w:spacing w:after="80"/>
+      </w:pPr>
+      <w:r>
+        <w:rPr>
+          <w:rFonts w:ascii="Segoe UI" w:hAnsi="Segoe UI"/>
+          <w:b/>
+          <w:color w:val="14181F"/>
+          <w:sz w:val="21"/>
+        </w:rPr>
+        <w:t>CI/CD</w:t>
+      </w:r>
+      <w:r>
+        <w:rPr>
+          <w:rFonts w:ascii="Segoe UI" w:hAnsi="Segoe UI"/>
+          <w:color w:val="22262E"/>
+          <w:sz w:val="21"/>
+        </w:rPr>
+        <w:t xml:space="preserve"> where possible: automated test + deploy pipeline (GitHub Actions).</w:t>
+      </w:r>
+    </w:p>
+    <w:p>
+      <w:pPr>
+        <w:spacing w:before="40" w:after="40"/>
+        <w:pBdr>
+          <w:bottom w:val="single" w:sz="6" w:space="1" w:color="D7DBE0"/>
+        </w:pBdr>
+      </w:pPr>
+    </w:p>
+    <w:p>
+      <w:pPr>
+        <w:keepNext/>
+        <w:spacing w:before="280" w:after="100"/>
+        <w:pBdr>
+          <w:bottom w:val="single" w:sz="6" w:space="3" w:color="D7DBE0"/>
+        </w:pBdr>
+      </w:pPr>
+      <w:r>
+        <w:rPr>
+          <w:rFonts w:ascii="Segoe UI" w:hAnsi="Segoe UI"/>
+          <w:b/>
+          <w:color w:val="0B7A67"/>
+          <w:sz w:val="26"/>
+        </w:rPr>
+        <w:t>9. Backup, rollback and disaster recovery</w:t>
+      </w:r>
+    </w:p>
+    <w:p>
+      <w:pPr>
+        <w:pStyle w:val="ListBullet"/>
+        <w:spacing w:after="80"/>
+      </w:pPr>
+      <w:r>
+        <w:rPr>
+          <w:rFonts w:ascii="Segoe UI" w:hAnsi="Segoe UI"/>
+          <w:b/>
+          <w:color w:val="14181F"/>
+          <w:sz w:val="21"/>
+        </w:rPr>
+        <w:t>Before any change:</w:t>
+      </w:r>
+      <w:r>
+        <w:rPr>
+          <w:rFonts w:ascii="Segoe UI" w:hAnsi="Segoe UI"/>
+          <w:color w:val="22262E"/>
+          <w:sz w:val="21"/>
+        </w:rPr>
+        <w:t xml:space="preserve"> a VM snapshot / DB dump / config copy.</w:t>
+      </w:r>
+    </w:p>
+    <w:p>
+      <w:pPr>
+        <w:pStyle w:val="ListBullet"/>
+        <w:spacing w:after="80"/>
+      </w:pPr>
+      <w:r>
+        <w:rPr>
+          <w:rFonts w:ascii="Segoe UI" w:hAnsi="Segoe UI"/>
+          <w:color w:val="22262E"/>
+          <w:sz w:val="21"/>
+        </w:rPr>
+        <w:t>A rollback plan is written before every deploy: what to revert, how, in how many minutes.</w:t>
+      </w:r>
+    </w:p>
+    <w:p>
+      <w:pPr>
+        <w:pStyle w:val="ListBullet"/>
+        <w:spacing w:after="80"/>
+      </w:pPr>
+      <w:r>
+        <w:rPr>
+          <w:rFonts w:ascii="Segoe UI" w:hAnsi="Segoe UI"/>
+          <w:color w:val="22262E"/>
+          <w:sz w:val="21"/>
+        </w:rPr>
+        <w:t xml:space="preserve">On critical systems, backups are automated and </w:t>
+      </w:r>
+      <w:r>
+        <w:rPr>
+          <w:rFonts w:ascii="Segoe UI" w:hAnsi="Segoe UI"/>
+          <w:b/>
+          <w:color w:val="14181F"/>
+          <w:sz w:val="21"/>
+        </w:rPr>
+        <w:t>restore-tested</w:t>
+      </w:r>
+      <w:r>
+        <w:rPr>
+          <w:rFonts w:ascii="Segoe UI" w:hAnsi="Segoe UI"/>
+          <w:color w:val="22262E"/>
+          <w:sz w:val="21"/>
+        </w:rPr>
+        <w:t xml:space="preserve"> (an untested backup is not a backup).</w:t>
+      </w:r>
+    </w:p>
+    <w:p>
+      <w:pPr>
+        <w:spacing w:before="40" w:after="40"/>
+        <w:pBdr>
+          <w:bottom w:val="single" w:sz="6" w:space="1" w:color="D7DBE0"/>
+        </w:pBdr>
+      </w:pPr>
+    </w:p>
+    <w:p>
+      <w:pPr>
+        <w:keepNext/>
+        <w:spacing w:before="280" w:after="100"/>
+        <w:pBdr>
+          <w:bottom w:val="single" w:sz="6" w:space="3" w:color="D7DBE0"/>
+        </w:pBdr>
+      </w:pPr>
+      <w:r>
+        <w:rPr>
+          <w:rFonts w:ascii="Segoe UI" w:hAnsi="Segoe UI"/>
+          <w:b/>
+          <w:color w:val="0B7A67"/>
+          <w:sz w:val="26"/>
+        </w:rPr>
+        <w:t>10. Logging, monitoring and audit</w:t>
+      </w:r>
+    </w:p>
+    <w:p>
+      <w:pPr>
+        <w:pStyle w:val="ListBullet"/>
+        <w:spacing w:after="80"/>
+      </w:pPr>
+      <w:r>
+        <w:rPr>
+          <w:rFonts w:ascii="Segoe UI" w:hAnsi="Segoe UI"/>
+          <w:b/>
+          <w:color w:val="14181F"/>
+          <w:sz w:val="21"/>
+        </w:rPr>
+        <w:t>Session logs</w:t>
+      </w:r>
+      <w:r>
+        <w:rPr>
+          <w:rFonts w:ascii="Segoe UI" w:hAnsi="Segoe UI"/>
+          <w:color w:val="22262E"/>
+          <w:sz w:val="21"/>
+        </w:rPr>
+        <w:t xml:space="preserve"> on the bastion and servers — who, when, what.</w:t>
+      </w:r>
+    </w:p>
+    <w:p>
+      <w:pPr>
+        <w:pStyle w:val="ListBullet"/>
+        <w:spacing w:after="80"/>
+      </w:pPr>
+      <w:r>
+        <w:rPr>
+          <w:rFonts w:ascii="Segoe UI" w:hAnsi="Segoe UI"/>
+          <w:color w:val="22262E"/>
+          <w:sz w:val="21"/>
+        </w:rPr>
+        <w:t>Cloud audit trails on (CloudTrail / Activity Log / Cloud Audit Logs).</w:t>
+      </w:r>
+    </w:p>
+    <w:p>
+      <w:pPr>
+        <w:pStyle w:val="ListBullet"/>
+        <w:spacing w:after="80"/>
+      </w:pPr>
+      <w:r>
+        <w:rPr>
+          <w:rFonts w:ascii="Segoe UI" w:hAnsi="Segoe UI"/>
+          <w:color w:val="22262E"/>
+          <w:sz w:val="21"/>
+        </w:rPr>
+        <w:t>Monitoring + alerts on critical systems (see area documents).</w:t>
+      </w:r>
+    </w:p>
+    <w:p>
+      <w:pPr>
+        <w:pStyle w:val="ListBullet"/>
+        <w:spacing w:after="80"/>
+      </w:pPr>
+      <w:r>
+        <w:rPr>
+          <w:rFonts w:ascii="Segoe UI" w:hAnsi="Segoe UI"/>
+          <w:color w:val="22262E"/>
+          <w:sz w:val="21"/>
+        </w:rPr>
+        <w:t>Logs belong to the client and are confidential; only the project team sees them on our side.</w:t>
+      </w:r>
+    </w:p>
+    <w:p>
+      <w:pPr>
+        <w:spacing w:before="40" w:after="40"/>
+        <w:pBdr>
+          <w:bottom w:val="single" w:sz="6" w:space="1" w:color="D7DBE0"/>
+        </w:pBdr>
+      </w:pPr>
+    </w:p>
+    <w:p>
+      <w:pPr>
+        <w:keepNext/>
+        <w:spacing w:before="280" w:after="100"/>
+        <w:pBdr>
+          <w:bottom w:val="single" w:sz="6" w:space="3" w:color="D7DBE0"/>
+        </w:pBdr>
+      </w:pPr>
+      <w:r>
+        <w:rPr>
+          <w:rFonts w:ascii="Segoe UI" w:hAnsi="Segoe UI"/>
+          <w:b/>
+          <w:color w:val="0B7A67"/>
+          <w:sz w:val="26"/>
+        </w:rPr>
+        <w:t>11. Communication and status</w:t>
+      </w:r>
+    </w:p>
+    <w:p>
+      <w:pPr>
+        <w:pStyle w:val="ListBullet"/>
+        <w:spacing w:after="80"/>
+      </w:pPr>
+      <w:r>
+        <w:rPr>
+          <w:rFonts w:ascii="Segoe UI" w:hAnsi="Segoe UI"/>
+          <w:color w:val="22262E"/>
+          <w:sz w:val="21"/>
+        </w:rPr>
+        <w:t xml:space="preserve">Channels: </w:t>
+      </w:r>
+      <w:r>
+        <w:rPr>
+          <w:rFonts w:ascii="Segoe UI" w:hAnsi="Segoe UI"/>
+          <w:b/>
+          <w:color w:val="14181F"/>
+          <w:sz w:val="21"/>
+        </w:rPr>
+        <w:t>email</w:t>
+      </w:r>
+      <w:r>
+        <w:rPr>
+          <w:rFonts w:ascii="Segoe UI" w:hAnsi="Segoe UI"/>
+          <w:color w:val="22262E"/>
+          <w:sz w:val="21"/>
+        </w:rPr>
+        <w:t xml:space="preserve"> (formal decisions), </w:t>
+      </w:r>
+      <w:r>
+        <w:rPr>
+          <w:rFonts w:ascii="Segoe UI" w:hAnsi="Segoe UI"/>
+          <w:b/>
+          <w:color w:val="14181F"/>
+          <w:sz w:val="21"/>
+        </w:rPr>
+        <w:t>video</w:t>
+      </w:r>
+      <w:r>
+        <w:rPr>
+          <w:rFonts w:ascii="Segoe UI" w:hAnsi="Segoe UI"/>
+          <w:color w:val="22262E"/>
+          <w:sz w:val="21"/>
+        </w:rPr>
+        <w:t xml:space="preserve"> (Google Meet / Zoom), </w:t>
+      </w:r>
+      <w:r>
+        <w:rPr>
+          <w:rFonts w:ascii="Segoe UI" w:hAnsi="Segoe UI"/>
+          <w:b/>
+          <w:color w:val="14181F"/>
+          <w:sz w:val="21"/>
+        </w:rPr>
+        <w:t>Slack / Teams</w:t>
+      </w:r>
+      <w:r>
+        <w:rPr>
+          <w:rFonts w:ascii="Segoe UI" w:hAnsi="Segoe UI"/>
+          <w:color w:val="22262E"/>
+          <w:sz w:val="21"/>
+        </w:rPr>
+        <w:t xml:space="preserve"> for day-to-day if the client prefers.</w:t>
       </w:r>
     </w:p>
     <w:p>
@@ -277,7 +3263,7 @@
           <w:color w:val="22262E"/>
           <w:sz w:val="21"/>
         </w:rPr>
-        <w:t xml:space="preserve"> a fixed day/time. Format: what was done, what is being done, what is blocking. Never longer than 15–30 minutes.</w:t>
+        <w:t xml:space="preserve"> a fixed day. Format — what was done / what is being done / what is blocking. 15–30 minutes.</w:t>
       </w:r>
     </w:p>
     <w:p>
@@ -296,80 +3282,16 @@
     </w:p>
     <w:p>
       <w:pPr>
-        <w:keepNext/>
-        <w:spacing w:before="280" w:after="100"/>
-        <w:pBdr>
-          <w:bottom w:val="single" w:sz="6" w:space="3" w:color="D7DBE0"/>
-        </w:pBdr>
-      </w:pPr>
-      <w:r>
-        <w:rPr>
-          <w:rFonts w:ascii="Segoe UI" w:hAnsi="Segoe UI"/>
-          <w:b/>
-          <w:color w:val="0B7A67"/>
-          <w:sz w:val="26"/>
-        </w:rPr>
-        <w:t>3. Access</w:t>
-      </w:r>
-    </w:p>
-    <w:p>
-      <w:pPr>
         <w:pStyle w:val="ListBullet"/>
         <w:spacing w:after="80"/>
       </w:pPr>
-      <w:r>
-        <w:rPr>
-          <w:rFonts w:ascii="Segoe UI" w:hAnsi="Segoe UI"/>
-          <w:b/>
-          <w:color w:val="14181F"/>
-          <w:sz w:val="21"/>
-        </w:rPr>
-        <w:t>We never ask for the password of a client's personal or admin account.</w:t>
-      </w:r>
       <w:r>
         <w:rPr>
           <w:rFonts w:ascii="Segoe UI" w:hAnsi="Segoe UI"/>
           <w:color w:val="22262E"/>
           <w:sz w:val="21"/>
         </w:rPr>
-        <w:t xml:space="preserve"> Named accounts are created for us (`firstname.lastname@ / -aivanta` style) or a single service account.</w:t>
-      </w:r>
-    </w:p>
-    <w:p>
-      <w:pPr>
-        <w:pStyle w:val="ListBullet"/>
-        <w:spacing w:after="80"/>
-      </w:pPr>
-      <w:r>
-        <w:rPr>
-          <w:rFonts w:ascii="Segoe UI" w:hAnsi="Segoe UI"/>
-          <w:b/>
-          <w:color w:val="14181F"/>
-          <w:sz w:val="21"/>
-        </w:rPr>
-        <w:t>MFA must be enabled</w:t>
-      </w:r>
-      <w:r>
-        <w:rPr>
-          <w:rFonts w:ascii="Segoe UI" w:hAnsi="Segoe UI"/>
-          <w:color w:val="22262E"/>
-          <w:sz w:val="21"/>
-        </w:rPr>
-        <w:t xml:space="preserve"> on all accounts; access goes through a VPN where possible.</w:t>
-      </w:r>
-    </w:p>
-    <w:p>
-      <w:pPr>
-        <w:pStyle w:val="ListBullet"/>
-        <w:spacing w:after="80"/>
-      </w:pPr>
-      <w:r>
-        <w:rPr>
-          <w:rFonts w:ascii="Segoe UI" w:hAnsi="Segoe UI"/>
-          <w:color w:val="22262E"/>
-          <w:sz w:val="21"/>
-        </w:rPr>
-        <w:t xml:space="preserve">Access is granted </w:t>
+        <w:t xml:space="preserve">Work tracking: an </w:t>
       </w:r>
       <w:r>
         <w:rPr>
@@ -378,7 +3300,7 @@
           <w:color w:val="14181F"/>
           <w:sz w:val="21"/>
         </w:rPr>
-        <w:t>for a limited term — 30 days by default.</w:t>
+        <w:t>issue tracker</w:t>
       </w:r>
       <w:r>
         <w:rPr>
@@ -386,53 +3308,16 @@
           <w:color w:val="22262E"/>
           <w:sz w:val="21"/>
         </w:rPr>
-        <w:t xml:space="preserve"> For ongoing projects, an extension email is sent at the end of each month (who, which access, why, for how long). That email is the record for both sides.</w:t>
+        <w:t xml:space="preserve"> (Jira / Linear / GitHub Issues) — every task is tracked.</w:t>
       </w:r>
     </w:p>
     <w:p>
       <w:pPr>
-        <w:pStyle w:val="ListBullet"/>
-        <w:spacing w:after="80"/>
-      </w:pPr>
-      <w:r>
-        <w:rPr>
-          <w:rFonts w:ascii="Segoe UI" w:hAnsi="Segoe UI"/>
-          <w:color w:val="22262E"/>
-          <w:sz w:val="21"/>
-        </w:rPr>
-        <w:t>A single register of all access is kept for the life of the project: person, system, level, granted/expiry date.</w:t>
-      </w:r>
-    </w:p>
-    <w:p>
-      <w:pPr>
-        <w:pStyle w:val="ListBullet"/>
-        <w:spacing w:after="80"/>
-      </w:pPr>
-      <w:r>
-        <w:rPr>
-          <w:rFonts w:ascii="Segoe UI" w:hAnsi="Segoe UI"/>
-          <w:color w:val="22262E"/>
-          <w:sz w:val="21"/>
-        </w:rPr>
-        <w:t xml:space="preserve">At project end, </w:t>
-      </w:r>
-      <w:r>
-        <w:rPr>
-          <w:rFonts w:ascii="Segoe UI" w:hAnsi="Segoe UI"/>
-          <w:b/>
-          <w:color w:val="14181F"/>
-          <w:sz w:val="21"/>
-        </w:rPr>
-        <w:t>offboarding:</w:t>
-      </w:r>
-      <w:r>
-        <w:rPr>
-          <w:rFonts w:ascii="Segoe UI" w:hAnsi="Segoe UI"/>
-          <w:color w:val="22262E"/>
-          <w:sz w:val="21"/>
-        </w:rPr>
-        <w:t xml:space="preserve"> every access on the register is revoked, and the revocation is confirmed in the handover document.</w:t>
-      </w:r>
+        <w:spacing w:before="40" w:after="40"/>
+        <w:pBdr>
+          <w:bottom w:val="single" w:sz="6" w:space="1" w:color="D7DBE0"/>
+        </w:pBdr>
+      </w:pPr>
     </w:p>
     <w:p>
       <w:pPr>
@@ -449,249 +3334,7 @@
           <w:color w:val="0B7A67"/>
           <w:sz w:val="26"/>
         </w:rPr>
-        <w:t>4. Working environment</w:t>
-      </w:r>
-    </w:p>
-    <w:p>
-      <w:pPr>
-        <w:pStyle w:val="ListBullet"/>
-        <w:spacing w:after="80"/>
-      </w:pPr>
-      <w:r>
-        <w:rPr>
-          <w:rFonts w:ascii="Segoe UI" w:hAnsi="Segoe UI"/>
-          <w:color w:val="22262E"/>
-          <w:sz w:val="21"/>
-        </w:rPr>
-        <w:t xml:space="preserve">Standard request — </w:t>
-      </w:r>
-      <w:r>
-        <w:rPr>
-          <w:rFonts w:ascii="Segoe UI" w:hAnsi="Segoe UI"/>
-          <w:b/>
-          <w:color w:val="14181F"/>
-          <w:sz w:val="21"/>
-        </w:rPr>
-        <w:t>one dedicated VM</w:t>
-      </w:r>
-      <w:r>
-        <w:rPr>
-          <w:rFonts w:ascii="Segoe UI" w:hAnsi="Segoe UI"/>
-          <w:color w:val="22262E"/>
-          <w:sz w:val="21"/>
-        </w:rPr>
-        <w:t xml:space="preserve"> from the client for our work: minimum 4 vCPU / 16 GB RAM / 100 GB SSD, Ubuntu 22.04 LTS (or the client's own OS standard). Area-specific requirements (e.g. GPU for AI) are listed in the area documents.</w:t>
-      </w:r>
-    </w:p>
-    <w:p>
-      <w:pPr>
-        <w:pStyle w:val="ListBullet"/>
-        <w:spacing w:after="80"/>
-      </w:pPr>
-      <w:r>
-        <w:rPr>
-          <w:rFonts w:ascii="Segoe UI" w:hAnsi="Segoe UI"/>
-          <w:color w:val="22262E"/>
-          <w:sz w:val="21"/>
-        </w:rPr>
-        <w:t xml:space="preserve">VM access </w:t>
-      </w:r>
-      <w:r>
-        <w:rPr>
-          <w:rFonts w:ascii="Segoe UI" w:hAnsi="Segoe UI"/>
-          <w:b/>
-          <w:color w:val="14181F"/>
-          <w:sz w:val="21"/>
-        </w:rPr>
-        <w:t>by SSH key only</w:t>
-      </w:r>
-      <w:r>
-        <w:rPr>
-          <w:rFonts w:ascii="Segoe UI" w:hAnsi="Segoe UI"/>
-          <w:color w:val="22262E"/>
-          <w:sz w:val="21"/>
-        </w:rPr>
-        <w:t xml:space="preserve"> (no passwords), behind an IP allowlist or VPN.</w:t>
-      </w:r>
-    </w:p>
-    <w:p>
-      <w:pPr>
-        <w:pStyle w:val="ListBullet"/>
-        <w:spacing w:after="80"/>
-      </w:pPr>
-      <w:r>
-        <w:rPr>
-          <w:rFonts w:ascii="Segoe UI" w:hAnsi="Segoe UI"/>
-          <w:color w:val="22262E"/>
-          <w:sz w:val="21"/>
-        </w:rPr>
-        <w:t>If the client is in the cloud (AWS / Azure / GCP): a separate project / resource group instead of a VM + scoped IAM roles for us. Costs stay on the client's account — they keep full visibility.</w:t>
-      </w:r>
-    </w:p>
-    <w:p>
-      <w:pPr>
-        <w:pStyle w:val="ListBullet"/>
-        <w:spacing w:after="80"/>
-      </w:pPr>
-      <w:r>
-        <w:rPr>
-          <w:rFonts w:ascii="Segoe UI" w:hAnsi="Segoe UI"/>
-          <w:color w:val="22262E"/>
-          <w:sz w:val="21"/>
-        </w:rPr>
-        <w:t>Production work happens only in a planned deployment window, with a rollback plan ready.</w:t>
-      </w:r>
-    </w:p>
-    <w:p>
-      <w:pPr>
-        <w:keepNext/>
-        <w:spacing w:before="280" w:after="100"/>
-        <w:pBdr>
-          <w:bottom w:val="single" w:sz="6" w:space="3" w:color="D7DBE0"/>
-        </w:pBdr>
-      </w:pPr>
-      <w:r>
-        <w:rPr>
-          <w:rFonts w:ascii="Segoe UI" w:hAnsi="Segoe UI"/>
-          <w:b/>
-          <w:color w:val="0B7A67"/>
-          <w:sz w:val="26"/>
-        </w:rPr>
-        <w:t>5. Data</w:t>
-      </w:r>
-    </w:p>
-    <w:p>
-      <w:pPr>
-        <w:pStyle w:val="ListBullet"/>
-        <w:spacing w:after="80"/>
-      </w:pPr>
-      <w:r>
-        <w:rPr>
-          <w:rFonts w:ascii="Segoe UI" w:hAnsi="Segoe UI"/>
-          <w:color w:val="22262E"/>
-          <w:sz w:val="21"/>
-        </w:rPr>
-        <w:t xml:space="preserve">Transfer </w:t>
-      </w:r>
-      <w:r>
-        <w:rPr>
-          <w:rFonts w:ascii="Segoe UI" w:hAnsi="Segoe UI"/>
-          <w:b/>
-          <w:color w:val="14181F"/>
-          <w:sz w:val="21"/>
-        </w:rPr>
-        <w:t>only over encrypted channels:</w:t>
-      </w:r>
-      <w:r>
-        <w:rPr>
-          <w:rFonts w:ascii="Segoe UI" w:hAnsi="Segoe UI"/>
-          <w:color w:val="22262E"/>
-          <w:sz w:val="21"/>
-        </w:rPr>
-        <w:t xml:space="preserve"> SFTP, the client's cloud storage (a bucket/folder shared with us), or a time-limited encrypted link. </w:t>
-      </w:r>
-      <w:r>
-        <w:rPr>
-          <w:rFonts w:ascii="Segoe UI" w:hAnsi="Segoe UI"/>
-          <w:b/>
-          <w:color w:val="14181F"/>
-          <w:sz w:val="21"/>
-        </w:rPr>
-        <w:t>Data is never sent by email.</w:t>
-      </w:r>
-    </w:p>
-    <w:p>
-      <w:pPr>
-        <w:pStyle w:val="ListBullet"/>
-        <w:spacing w:after="80"/>
-      </w:pPr>
-      <w:r>
-        <w:rPr>
-          <w:rFonts w:ascii="Segoe UI" w:hAnsi="Segoe UI"/>
-          <w:color w:val="22262E"/>
-          <w:sz w:val="21"/>
-        </w:rPr>
-        <w:t xml:space="preserve">Wherever possible we work with </w:t>
-      </w:r>
-      <w:r>
-        <w:rPr>
-          <w:rFonts w:ascii="Segoe UI" w:hAnsi="Segoe UI"/>
-          <w:b/>
-          <w:color w:val="14181F"/>
-          <w:sz w:val="21"/>
-        </w:rPr>
-        <w:t>anonymized / masked data.</w:t>
-      </w:r>
-      <w:r>
-        <w:rPr>
-          <w:rFonts w:ascii="Segoe UI" w:hAnsi="Segoe UI"/>
-          <w:color w:val="22262E"/>
-          <w:sz w:val="21"/>
-        </w:rPr>
-        <w:t xml:space="preserve"> Production data only when strictly necessary, with written consent.</w:t>
-      </w:r>
-    </w:p>
-    <w:p>
-      <w:pPr>
-        <w:pStyle w:val="ListBullet"/>
-        <w:spacing w:after="80"/>
-      </w:pPr>
-      <w:r>
-        <w:rPr>
-          <w:rFonts w:ascii="Segoe UI" w:hAnsi="Segoe UI"/>
-          <w:color w:val="22262E"/>
-          <w:sz w:val="21"/>
-        </w:rPr>
-        <w:t>Data lives only in the project environment — never copied to personal computers.</w:t>
-      </w:r>
-    </w:p>
-    <w:p>
-      <w:pPr>
-        <w:pStyle w:val="ListBullet"/>
-        <w:spacing w:after="80"/>
-      </w:pPr>
-      <w:r>
-        <w:rPr>
-          <w:rFonts w:ascii="Segoe UI" w:hAnsi="Segoe UI"/>
-          <w:color w:val="22262E"/>
-          <w:sz w:val="21"/>
-        </w:rPr>
-        <w:t xml:space="preserve">After the project ends, </w:t>
-      </w:r>
-      <w:r>
-        <w:rPr>
-          <w:rFonts w:ascii="Segoe UI" w:hAnsi="Segoe UI"/>
-          <w:b/>
-          <w:color w:val="14181F"/>
-          <w:sz w:val="21"/>
-        </w:rPr>
-        <w:t>data is deleted within 30 days</w:t>
-      </w:r>
-      <w:r>
-        <w:rPr>
-          <w:rFonts w:ascii="Segoe UI" w:hAnsi="Segoe UI"/>
-          <w:color w:val="22262E"/>
-          <w:sz w:val="21"/>
-        </w:rPr>
-        <w:t xml:space="preserve"> and a deletion confirmation is emailed (unless the agreement specifies otherwise).</w:t>
-      </w:r>
-    </w:p>
-    <w:p>
-      <w:pPr>
-        <w:keepNext/>
-        <w:spacing w:before="280" w:after="100"/>
-        <w:pBdr>
-          <w:bottom w:val="single" w:sz="6" w:space="3" w:color="D7DBE0"/>
-        </w:pBdr>
-      </w:pPr>
-      <w:r>
-        <w:rPr>
-          <w:rFonts w:ascii="Segoe UI" w:hAnsi="Segoe UI"/>
-          <w:b/>
-          <w:color w:val="0B7A67"/>
-          <w:sz w:val="26"/>
-        </w:rPr>
-        <w:t>6. Scope and changes</w:t>
+        <w:t>12. Scope and changes</w:t>
       </w:r>
     </w:p>
     <w:p>
@@ -736,8 +3379,16 @@
           <w:color w:val="22262E"/>
           <w:sz w:val="21"/>
         </w:rPr>
-        <w:t>"It's tiny, let's just add it now" — does not exist. Even a small-looking change is recorded; its estimation is simply fast.</w:t>
+        <w:t>"It's tiny, let's just add it now" — does not exist. Even a small change is recorded; its estimation is simply fast.</w:t>
       </w:r>
+    </w:p>
+    <w:p>
+      <w:pPr>
+        <w:spacing w:before="40" w:after="40"/>
+        <w:pBdr>
+          <w:bottom w:val="single" w:sz="6" w:space="1" w:color="D7DBE0"/>
+        </w:pBdr>
+      </w:pPr>
     </w:p>
     <w:p>
       <w:pPr>
@@ -754,8 +3405,258 @@
           <w:color w:val="0B7A67"/>
           <w:sz w:val="26"/>
         </w:rPr>
-        <w:t>7. Incident handling</w:t>
+        <w:t>13. Incident handling</w:t>
       </w:r>
+    </w:p>
+    <w:tbl>
+      <w:tblPr>
+        <w:tblW w:type="auto" w:w="0"/>
+        <w:jc w:val="center"/>
+        <w:tblLayout w:type="autofit"/>
+        <w:tblLook w:firstColumn="1" w:firstRow="1" w:lastColumn="0" w:lastRow="0" w:noHBand="0" w:noVBand="1" w:val="04A0"/>
+        <w:tblBorders>
+          <w:top w:val="single" w:sz="6" w:space="0" w:color="D7DBE0"/>
+          <w:left w:val="single" w:sz="6" w:space="0" w:color="D7DBE0"/>
+          <w:bottom w:val="single" w:sz="6" w:space="0" w:color="D7DBE0"/>
+          <w:right w:val="single" w:sz="6" w:space="0" w:color="D7DBE0"/>
+          <w:insideH w:val="single" w:sz="6" w:space="0" w:color="D7DBE0"/>
+          <w:insideV w:val="single" w:sz="6" w:space="0" w:color="D7DBE0"/>
+        </w:tblBorders>
+      </w:tblPr>
+      <w:tblGrid>
+        <w:gridCol w:w="3249"/>
+        <w:gridCol w:w="3249"/>
+        <w:gridCol w:w="3249"/>
+      </w:tblGrid>
+      <w:tr>
+        <w:tc>
+          <w:tcPr>
+            <w:tcW w:type="dxa" w:w="3249"/>
+            <w:shd w:val="clear" w:fill="0B7A67"/>
+          </w:tcPr>
+          <w:p>
+            <w:r>
+              <w:rPr>
+                <w:rFonts w:ascii="Segoe UI" w:hAnsi="Segoe UI"/>
+                <w:b/>
+                <w:color w:val="FFFFFF"/>
+                <w:sz w:val="19"/>
+              </w:rPr>
+              <w:t>Severity</w:t>
+            </w:r>
+          </w:p>
+        </w:tc>
+        <w:tc>
+          <w:tcPr>
+            <w:tcW w:type="dxa" w:w="3249"/>
+            <w:shd w:val="clear" w:fill="0B7A67"/>
+          </w:tcPr>
+          <w:p>
+            <w:r>
+              <w:rPr>
+                <w:rFonts w:ascii="Segoe UI" w:hAnsi="Segoe UI"/>
+                <w:b/>
+                <w:color w:val="FFFFFF"/>
+                <w:sz w:val="19"/>
+              </w:rPr>
+              <w:t>Example</w:t>
+            </w:r>
+          </w:p>
+        </w:tc>
+        <w:tc>
+          <w:tcPr>
+            <w:tcW w:type="dxa" w:w="3249"/>
+            <w:shd w:val="clear" w:fill="0B7A67"/>
+          </w:tcPr>
+          <w:p>
+            <w:r>
+              <w:rPr>
+                <w:rFonts w:ascii="Segoe UI" w:hAnsi="Segoe UI"/>
+                <w:b/>
+                <w:color w:val="FFFFFF"/>
+                <w:sz w:val="19"/>
+              </w:rPr>
+              <w:t>Response</w:t>
+            </w:r>
+          </w:p>
+        </w:tc>
+      </w:tr>
+      <w:tr>
+        <w:tc>
+          <w:tcPr>
+            <w:tcW w:type="dxa" w:w="3249"/>
+          </w:tcPr>
+          <w:p>
+            <w:pPr>
+              <w:spacing w:after="40"/>
+            </w:pPr>
+            <w:r>
+              <w:rPr>
+                <w:rFonts w:ascii="Segoe UI" w:hAnsi="Segoe UI"/>
+                <w:color w:val="22262E"/>
+                <w:sz w:val="19"/>
+              </w:rPr>
+              <w:t>Critical</w:t>
+            </w:r>
+          </w:p>
+        </w:tc>
+        <w:tc>
+          <w:tcPr>
+            <w:tcW w:type="dxa" w:w="3249"/>
+          </w:tcPr>
+          <w:p>
+            <w:pPr>
+              <w:spacing w:after="40"/>
+            </w:pPr>
+            <w:r>
+              <w:rPr>
+                <w:rFonts w:ascii="Segoe UI" w:hAnsi="Segoe UI"/>
+                <w:color w:val="22262E"/>
+                <w:sz w:val="19"/>
+              </w:rPr>
+              <w:t>System down, data leak</w:t>
+            </w:r>
+          </w:p>
+        </w:tc>
+        <w:tc>
+          <w:tcPr>
+            <w:tcW w:type="dxa" w:w="3249"/>
+          </w:tcPr>
+          <w:p>
+            <w:pPr>
+              <w:spacing w:after="40"/>
+            </w:pPr>
+            <w:r>
+              <w:rPr>
+                <w:rFonts w:ascii="Segoe UI" w:hAnsi="Segoe UI"/>
+                <w:color w:val="22262E"/>
+                <w:sz w:val="19"/>
+              </w:rPr>
+              <w:t>Within 4 hours, immediate notice</w:t>
+            </w:r>
+          </w:p>
+        </w:tc>
+      </w:tr>
+      <w:tr>
+        <w:tc>
+          <w:tcPr>
+            <w:tcW w:type="dxa" w:w="3249"/>
+            <w:shd w:val="clear" w:fill="F4F6F8"/>
+          </w:tcPr>
+          <w:p>
+            <w:pPr>
+              <w:spacing w:after="40"/>
+            </w:pPr>
+            <w:r>
+              <w:rPr>
+                <w:rFonts w:ascii="Segoe UI" w:hAnsi="Segoe UI"/>
+                <w:color w:val="22262E"/>
+                <w:sz w:val="19"/>
+              </w:rPr>
+              <w:t>High</w:t>
+            </w:r>
+          </w:p>
+        </w:tc>
+        <w:tc>
+          <w:tcPr>
+            <w:tcW w:type="dxa" w:w="3249"/>
+            <w:shd w:val="clear" w:fill="F4F6F8"/>
+          </w:tcPr>
+          <w:p>
+            <w:pPr>
+              <w:spacing w:after="40"/>
+            </w:pPr>
+            <w:r>
+              <w:rPr>
+                <w:rFonts w:ascii="Segoe UI" w:hAnsi="Segoe UI"/>
+                <w:color w:val="22262E"/>
+                <w:sz w:val="19"/>
+              </w:rPr>
+              <w:t>Core function broken</w:t>
+            </w:r>
+          </w:p>
+        </w:tc>
+        <w:tc>
+          <w:tcPr>
+            <w:tcW w:type="dxa" w:w="3249"/>
+            <w:shd w:val="clear" w:fill="F4F6F8"/>
+          </w:tcPr>
+          <w:p>
+            <w:pPr>
+              <w:spacing w:after="40"/>
+            </w:pPr>
+            <w:r>
+              <w:rPr>
+                <w:rFonts w:ascii="Segoe UI" w:hAnsi="Segoe UI"/>
+                <w:color w:val="22262E"/>
+                <w:sz w:val="19"/>
+              </w:rPr>
+              <w:t>1 business day</w:t>
+            </w:r>
+          </w:p>
+        </w:tc>
+      </w:tr>
+      <w:tr>
+        <w:tc>
+          <w:tcPr>
+            <w:tcW w:type="dxa" w:w="3249"/>
+          </w:tcPr>
+          <w:p>
+            <w:pPr>
+              <w:spacing w:after="40"/>
+            </w:pPr>
+            <w:r>
+              <w:rPr>
+                <w:rFonts w:ascii="Segoe UI" w:hAnsi="Segoe UI"/>
+                <w:color w:val="22262E"/>
+                <w:sz w:val="19"/>
+              </w:rPr>
+              <w:t>Medium / low</w:t>
+            </w:r>
+          </w:p>
+        </w:tc>
+        <w:tc>
+          <w:tcPr>
+            <w:tcW w:type="dxa" w:w="3249"/>
+          </w:tcPr>
+          <w:p>
+            <w:pPr>
+              <w:spacing w:after="40"/>
+            </w:pPr>
+            <w:r>
+              <w:rPr>
+                <w:rFonts w:ascii="Segoe UI" w:hAnsi="Segoe UI"/>
+                <w:color w:val="22262E"/>
+                <w:sz w:val="19"/>
+              </w:rPr>
+              <w:t>Minor fault</w:t>
+            </w:r>
+          </w:p>
+        </w:tc>
+        <w:tc>
+          <w:tcPr>
+            <w:tcW w:type="dxa" w:w="3249"/>
+          </w:tcPr>
+          <w:p>
+            <w:pPr>
+              <w:spacing w:after="40"/>
+            </w:pPr>
+            <w:r>
+              <w:rPr>
+                <w:rFonts w:ascii="Segoe UI" w:hAnsi="Segoe UI"/>
+                <w:color w:val="22262E"/>
+                <w:sz w:val="19"/>
+              </w:rPr>
+              <w:t>Next status / per plan</w:t>
+            </w:r>
+          </w:p>
+        </w:tc>
+      </w:tr>
+    </w:tbl>
+    <w:p>
+      <w:pPr>
+        <w:spacing w:after="80"/>
+      </w:pPr>
     </w:p>
     <w:p>
       <w:pPr>
@@ -768,7 +3669,7 @@
           <w:color w:val="22262E"/>
           <w:sz w:val="21"/>
         </w:rPr>
-        <w:t xml:space="preserve">If something we built breaks: </w:t>
+        <w:t xml:space="preserve">In a critical incident we </w:t>
       </w:r>
       <w:r>
         <w:rPr>
@@ -777,7 +3678,7 @@
           <w:color w:val="14181F"/>
           <w:sz w:val="21"/>
         </w:rPr>
-        <w:t>critical (system down) — response within 4 hours; everything else — 1 business day.</w:t>
+        <w:t>roll back first, investigate second.</w:t>
       </w:r>
     </w:p>
     <w:p>
@@ -791,22 +3692,33 @@
           <w:color w:val="22262E"/>
           <w:sz w:val="21"/>
         </w:rPr>
-        <w:t>A rollback plan exists before every deploy; in a critical incident we roll back first, investigate second.</w:t>
+        <w:t xml:space="preserve">After an incident, a short </w:t>
       </w:r>
-    </w:p>
-    <w:p>
-      <w:pPr>
-        <w:pStyle w:val="ListBullet"/>
-        <w:spacing w:after="80"/>
-      </w:pPr>
+      <w:r>
+        <w:rPr>
+          <w:rFonts w:ascii="Segoe UI" w:hAnsi="Segoe UI"/>
+          <w:b/>
+          <w:color w:val="14181F"/>
+          <w:sz w:val="21"/>
+        </w:rPr>
+        <w:t>post-mortem:</w:t>
+      </w:r>
       <w:r>
         <w:rPr>
           <w:rFonts w:ascii="Segoe UI" w:hAnsi="Segoe UI"/>
           <w:color w:val="22262E"/>
           <w:sz w:val="21"/>
         </w:rPr>
-        <w:t>After an incident, a short post-mortem: what happened, why, and what was done so it doesn't repeat.</w:t>
+        <w:t xml:space="preserve"> what happened, why, and what was done so it doesn't repeat.</w:t>
       </w:r>
+    </w:p>
+    <w:p>
+      <w:pPr>
+        <w:spacing w:before="40" w:after="40"/>
+        <w:pBdr>
+          <w:bottom w:val="single" w:sz="6" w:space="1" w:color="D7DBE0"/>
+        </w:pBdr>
+      </w:pPr>
     </w:p>
     <w:p>
       <w:pPr>
@@ -823,7 +3735,272 @@
           <w:color w:val="0B7A67"/>
           <w:sz w:val="26"/>
         </w:rPr>
-        <w:t>8. Handover package (identical on every project)</w:t>
+        <w:t>14. Legal / compliance — what the engineer must know</w:t>
+      </w:r>
+    </w:p>
+    <w:p>
+      <w:pPr>
+        <w:pStyle w:val="ListBullet"/>
+        <w:spacing w:after="80"/>
+      </w:pPr>
+      <w:r>
+        <w:rPr>
+          <w:rFonts w:ascii="Segoe UI" w:hAnsi="Segoe UI"/>
+          <w:color w:val="22262E"/>
+          <w:sz w:val="21"/>
+        </w:rPr>
+        <w:t xml:space="preserve">An </w:t>
+      </w:r>
+      <w:r>
+        <w:rPr>
+          <w:rFonts w:ascii="Segoe UI" w:hAnsi="Segoe UI"/>
+          <w:b/>
+          <w:color w:val="14181F"/>
+          <w:sz w:val="21"/>
+        </w:rPr>
+        <w:t>NDA</w:t>
+      </w:r>
+      <w:r>
+        <w:rPr>
+          <w:rFonts w:ascii="Segoe UI" w:hAnsi="Segoe UI"/>
+          <w:color w:val="22262E"/>
+          <w:sz w:val="21"/>
+        </w:rPr>
+        <w:t xml:space="preserve"> can be signed at any stage; client information is never shared with third parties.</w:t>
+      </w:r>
+    </w:p>
+    <w:p>
+      <w:pPr>
+        <w:pStyle w:val="ListBullet"/>
+        <w:spacing w:after="80"/>
+      </w:pPr>
+      <w:r>
+        <w:rPr>
+          <w:rFonts w:ascii="Segoe UI" w:hAnsi="Segoe UI"/>
+          <w:color w:val="22262E"/>
+          <w:sz w:val="21"/>
+        </w:rPr>
+        <w:t xml:space="preserve">In security work, </w:t>
+      </w:r>
+      <w:r>
+        <w:rPr>
+          <w:rFonts w:ascii="Segoe UI" w:hAnsi="Segoe UI"/>
+          <w:b/>
+          <w:color w:val="14181F"/>
+          <w:sz w:val="21"/>
+        </w:rPr>
+        <w:t>nothing starts without a written authorization letter</w:t>
+      </w:r>
+      <w:r>
+        <w:rPr>
+          <w:rFonts w:ascii="Segoe UI" w:hAnsi="Segoe UI"/>
+          <w:color w:val="22262E"/>
+          <w:sz w:val="21"/>
+        </w:rPr>
+        <w:t xml:space="preserve"> (see IT Security rules).</w:t>
+      </w:r>
+    </w:p>
+    <w:p>
+      <w:pPr>
+        <w:pStyle w:val="ListBullet"/>
+        <w:spacing w:after="80"/>
+      </w:pPr>
+      <w:r>
+        <w:rPr>
+          <w:rFonts w:ascii="Segoe UI" w:hAnsi="Segoe UI"/>
+          <w:b/>
+          <w:color w:val="14181F"/>
+          <w:sz w:val="21"/>
+        </w:rPr>
+        <w:t>Scope discipline:</w:t>
+      </w:r>
+      <w:r>
+        <w:rPr>
+          <w:rFonts w:ascii="Segoe UI" w:hAnsi="Segoe UI"/>
+          <w:color w:val="22262E"/>
+          <w:sz w:val="21"/>
+        </w:rPr>
+        <w:t xml:space="preserve"> a system that isn't authorized is not touched — even if it looks interesting.</w:t>
+      </w:r>
+    </w:p>
+    <w:p>
+      <w:pPr>
+        <w:spacing w:before="40" w:after="40"/>
+        <w:pBdr>
+          <w:bottom w:val="single" w:sz="6" w:space="1" w:color="D7DBE0"/>
+        </w:pBdr>
+      </w:pPr>
+    </w:p>
+    <w:p>
+      <w:pPr>
+        <w:keepNext/>
+        <w:spacing w:before="280" w:after="100"/>
+        <w:pBdr>
+          <w:bottom w:val="single" w:sz="6" w:space="3" w:color="D7DBE0"/>
+        </w:pBdr>
+      </w:pPr>
+      <w:r>
+        <w:rPr>
+          <w:rFonts w:ascii="Segoe UI" w:hAnsi="Segoe UI"/>
+          <w:b/>
+          <w:color w:val="0B7A67"/>
+          <w:sz w:val="26"/>
+        </w:rPr>
+        <w:t>15. Offboarding (at project end)</w:t>
+      </w:r>
+    </w:p>
+    <w:p>
+      <w:pPr>
+        <w:spacing w:after="60"/>
+        <w:ind w:left="227"/>
+      </w:pPr>
+      <w:r>
+        <w:rPr>
+          <w:rFonts w:ascii="Segoe UI" w:hAnsi="Segoe UI"/>
+          <w:color w:val="8A919C"/>
+          <w:sz w:val="22"/>
+        </w:rPr>
+        <w:t xml:space="preserve">☐  </w:t>
+      </w:r>
+      <w:r>
+        <w:rPr>
+          <w:rFonts w:ascii="Segoe UI" w:hAnsi="Segoe UI"/>
+          <w:b/>
+          <w:color w:val="14181F"/>
+          <w:sz w:val="21"/>
+        </w:rPr>
+        <w:t>All access</w:t>
+      </w:r>
+      <w:r>
+        <w:rPr>
+          <w:rFonts w:ascii="Segoe UI" w:hAnsi="Segoe UI"/>
+          <w:color w:val="22262E"/>
+          <w:sz w:val="21"/>
+        </w:rPr>
+        <w:t xml:space="preserve"> in the register is revoked</w:t>
+      </w:r>
+    </w:p>
+    <w:p>
+      <w:pPr>
+        <w:spacing w:after="60"/>
+        <w:ind w:left="227"/>
+      </w:pPr>
+      <w:r>
+        <w:rPr>
+          <w:rFonts w:ascii="Segoe UI" w:hAnsi="Segoe UI"/>
+          <w:color w:val="8A919C"/>
+          <w:sz w:val="22"/>
+        </w:rPr>
+        <w:t xml:space="preserve">☐  </w:t>
+      </w:r>
+      <w:r>
+        <w:rPr>
+          <w:rFonts w:ascii="Segoe UI" w:hAnsi="Segoe UI"/>
+          <w:color w:val="22262E"/>
+          <w:sz w:val="21"/>
+        </w:rPr>
+        <w:t>Shared secrets are rotated (changed on the client side)</w:t>
+      </w:r>
+    </w:p>
+    <w:p>
+      <w:pPr>
+        <w:spacing w:after="60"/>
+        <w:ind w:left="227"/>
+      </w:pPr>
+      <w:r>
+        <w:rPr>
+          <w:rFonts w:ascii="Segoe UI" w:hAnsi="Segoe UI"/>
+          <w:color w:val="8A919C"/>
+          <w:sz w:val="22"/>
+        </w:rPr>
+        <w:t xml:space="preserve">☐  </w:t>
+      </w:r>
+      <w:r>
+        <w:rPr>
+          <w:rFonts w:ascii="Segoe UI" w:hAnsi="Segoe UI"/>
+          <w:color w:val="22262E"/>
+          <w:sz w:val="21"/>
+        </w:rPr>
+        <w:t>Client data is wiped from our devices (30-day rule)</w:t>
+      </w:r>
+    </w:p>
+    <w:p>
+      <w:pPr>
+        <w:spacing w:after="60"/>
+        <w:ind w:left="227"/>
+      </w:pPr>
+      <w:r>
+        <w:rPr>
+          <w:rFonts w:ascii="Segoe UI" w:hAnsi="Segoe UI"/>
+          <w:color w:val="8A919C"/>
+          <w:sz w:val="22"/>
+        </w:rPr>
+        <w:t xml:space="preserve">☐  </w:t>
+      </w:r>
+      <w:r>
+        <w:rPr>
+          <w:rFonts w:ascii="Segoe UI" w:hAnsi="Segoe UI"/>
+          <w:color w:val="22262E"/>
+          <w:sz w:val="21"/>
+        </w:rPr>
+        <w:t xml:space="preserve">Revocation and deletion are </w:t>
+      </w:r>
+      <w:r>
+        <w:rPr>
+          <w:rFonts w:ascii="Segoe UI" w:hAnsi="Segoe UI"/>
+          <w:b/>
+          <w:color w:val="14181F"/>
+          <w:sz w:val="21"/>
+        </w:rPr>
+        <w:t>confirmed by email</w:t>
+      </w:r>
+    </w:p>
+    <w:p>
+      <w:pPr>
+        <w:spacing w:after="60"/>
+        <w:ind w:left="227"/>
+      </w:pPr>
+      <w:r>
+        <w:rPr>
+          <w:rFonts w:ascii="Segoe UI" w:hAnsi="Segoe UI"/>
+          <w:color w:val="8A919C"/>
+          <w:sz w:val="22"/>
+        </w:rPr>
+        <w:t xml:space="preserve">☐  </w:t>
+      </w:r>
+      <w:r>
+        <w:rPr>
+          <w:rFonts w:ascii="Segoe UI" w:hAnsi="Segoe UI"/>
+          <w:color w:val="22262E"/>
+          <w:sz w:val="21"/>
+        </w:rPr>
+        <w:t>The handover package is delivered (see Section 16)</w:t>
+      </w:r>
+    </w:p>
+    <w:p>
+      <w:pPr>
+        <w:spacing w:before="40" w:after="40"/>
+        <w:pBdr>
+          <w:bottom w:val="single" w:sz="6" w:space="1" w:color="D7DBE0"/>
+        </w:pBdr>
+      </w:pPr>
+    </w:p>
+    <w:p>
+      <w:pPr>
+        <w:keepNext/>
+        <w:spacing w:before="280" w:after="100"/>
+        <w:pBdr>
+          <w:bottom w:val="single" w:sz="6" w:space="3" w:color="D7DBE0"/>
+        </w:pBdr>
+      </w:pPr>
+      <w:r>
+        <w:rPr>
+          <w:rFonts w:ascii="Segoe UI" w:hAnsi="Segoe UI"/>
+          <w:b/>
+          <w:color w:val="0B7A67"/>
+          <w:sz w:val="26"/>
+        </w:rPr>
+        <w:t>16. Handover package (identical on every project)</w:t>
       </w:r>
     </w:p>
     <w:p>
@@ -846,7 +4023,7 @@
           <w:color w:val="22262E"/>
           <w:sz w:val="21"/>
         </w:rPr>
-        <w:t>Architecture diagram and configuration document.</w:t>
+        <w:t>Architecture diagram + configuration document.</w:t>
       </w:r>
     </w:p>
     <w:p>
@@ -901,7 +4078,7 @@
           <w:color w:val="22262E"/>
           <w:sz w:val="21"/>
         </w:rPr>
-        <w:t>Secure transfer of secrets/passwords (password manager or encrypted channel — never in plain text).</w:t>
+        <w:t>Secure transfer of secrets/passwords (vault or encrypted channel).</w:t>
       </w:r>
     </w:p>
     <w:p>
